--- a/Summary_figures.docx
+++ b/Summary_figures.docx
@@ -219,7 +219,7 @@
           <wp:inline>
             <wp:extent cx="5334000" cy="3556000"/>
             <wp:effectExtent b="0" l="0" r="0" t="0"/>
-            <wp:docPr descr="Growth rate (g/day) of first litter juveniles in response to categories of litter size. Data includes all years and all treatment grids (n = 5948)." title="" id="20" name="Picture"/>
+            <wp:docPr descr="Growth rate (g/day) of first litter juveniles in response to categories of litter size. Data includes all years and all treatment grids (n = 5950)." title="" id="20" name="Picture"/>
             <a:graphic>
               <a:graphicData uri="http://schemas.openxmlformats.org/drawingml/2006/picture">
                 <pic:pic>
@@ -262,7 +262,7 @@
         <w:pStyle w:val="ImageCaption"/>
       </w:pPr>
       <w:r>
-        <w:t xml:space="preserve">Growth rate (g/day) of first litter juveniles in response to categories of litter size. Data includes all years and all treatment grids (n = 5948).</w:t>
+        <w:t xml:space="preserve">Growth rate (g/day) of first litter juveniles in response to categories of litter size. Data includes all years and all treatment grids (n = 5950).</w:t>
       </w:r>
     </w:p>
     <w:p>
@@ -274,7 +274,7 @@
           <wp:inline>
             <wp:extent cx="5334000" cy="3556000"/>
             <wp:effectExtent b="0" l="0" r="0" t="0"/>
-            <wp:docPr descr="Growth rate (g/day) of first litter juveniles in response to birth month. Data includes all years and all treatments (n = 5948)." title="" id="23" name="Picture"/>
+            <wp:docPr descr="Growth rate (g/day) of first litter juveniles in response to birth month. Data includes all years and all treatments (n = 5950)." title="" id="23" name="Picture"/>
             <a:graphic>
               <a:graphicData uri="http://schemas.openxmlformats.org/drawingml/2006/picture">
                 <pic:pic>
@@ -317,7 +317,7 @@
         <w:pStyle w:val="ImageCaption"/>
       </w:pPr>
       <w:r>
-        <w:t xml:space="preserve">Growth rate (g/day) of first litter juveniles in response to birth month. Data includes all years and all treatments (n = 5948).</w:t>
+        <w:t xml:space="preserve">Growth rate (g/day) of first litter juveniles in response to birth month. Data includes all years and all treatments (n = 5950).</w:t>
       </w:r>
     </w:p>
     <w:p>
@@ -329,7 +329,7 @@
           <wp:inline>
             <wp:extent cx="5334000" cy="3556000"/>
             <wp:effectExtent b="0" l="0" r="0" t="0"/>
-            <wp:docPr descr="Growth rate (g/day) of first litter juveniles in response to one of four grid treatments, control (n = 3470), food add (n = 2341), or rattle playback (n = 137)." title="" id="26" name="Picture"/>
+            <wp:docPr descr="Growth rate (g/day) of first litter juveniles in response to one of four grid treatments, control (n = 3472), food add (n = 2341), or rattle playback (n = 137)." title="" id="26" name="Picture"/>
             <a:graphic>
               <a:graphicData uri="http://schemas.openxmlformats.org/drawingml/2006/picture">
                 <pic:pic>
@@ -372,7 +372,7 @@
         <w:pStyle w:val="ImageCaption"/>
       </w:pPr>
       <w:r>
-        <w:t xml:space="preserve">Growth rate (g/day) of first litter juveniles in response to one of four grid treatments, control (n = 3470), food add (n = 2341), or rattle playback (n = 137).</w:t>
+        <w:t xml:space="preserve">Growth rate (g/day) of first litter juveniles in response to one of four grid treatments, control (n = 3472), food add (n = 2341), or rattle playback (n = 137).</w:t>
       </w:r>
     </w:p>
     <w:p>
@@ -384,7 +384,7 @@
           <wp:inline>
             <wp:extent cx="5334000" cy="3556000"/>
             <wp:effectExtent b="0" l="0" r="0" t="0"/>
-            <wp:docPr descr="Average annual growth rates (g/day) of first litter juveniles, grouped by grid treatment which here included control (red; n = 3470), food add (green; n = 2341), or rattle playback (blue; n = 137)." title="" id="29" name="Picture"/>
+            <wp:docPr descr="Average annual growth rates (g/day) of first litter juveniles, grouped by grid treatment which here included control (red; n = 3472), food add (green; n = 2341), or rattle playback (blue; n = 137)." title="" id="29" name="Picture"/>
             <a:graphic>
               <a:graphicData uri="http://schemas.openxmlformats.org/drawingml/2006/picture">
                 <pic:pic>
@@ -427,7 +427,7 @@
         <w:pStyle w:val="ImageCaption"/>
       </w:pPr>
       <w:r>
-        <w:t xml:space="preserve">Average annual growth rates (g/day) of first litter juveniles, grouped by grid treatment which here included control (red; n = 3470), food add (green; n = 2341), or rattle playback (blue; n = 137).</w:t>
+        <w:t xml:space="preserve">Average annual growth rates (g/day) of first litter juveniles, grouped by grid treatment which here included control (red; n = 3472), food add (green; n = 2341), or rattle playback (blue; n = 137).</w:t>
       </w:r>
     </w:p>
     <w:bookmarkEnd w:id="31"/>

--- a/Summary_figures.docx
+++ b/Summary_figures.docx
@@ -99,7 +99,7 @@
           <wp:inline>
             <wp:extent cx="5334000" cy="3556000"/>
             <wp:effectExtent b="0" l="0" r="0" t="0"/>
-            <wp:docPr descr="Local densities in May by grid, summarizing census records from 1989 to 2025." title="" id="13" name="Picture"/>
+            <wp:docPr descr="Local densities in May by treatment, summarizing census records from 1989 to 2025." title="" id="13" name="Picture"/>
             <a:graphic>
               <a:graphicData uri="http://schemas.openxmlformats.org/drawingml/2006/picture">
                 <pic:pic>
@@ -142,7 +142,7 @@
         <w:pStyle w:val="ImageCaption"/>
       </w:pPr>
       <w:r>
-        <w:t xml:space="preserve">Local densities in May by grid, summarizing census records from 1989 to 2025.</w:t>
+        <w:t xml:space="preserve">Local densities in May by treatment, summarizing census records from 1989 to 2025.</w:t>
       </w:r>
     </w:p>
     <w:p>
@@ -154,7 +154,7 @@
           <wp:inline>
             <wp:extent cx="5334000" cy="3556000"/>
             <wp:effectExtent b="0" l="0" r="0" t="0"/>
-            <wp:docPr descr="Average local density in May across all grids from 1989 to 2025." title="" id="16" name="Picture"/>
+            <wp:docPr descr="Average local density in May across all control grids from 1989 to 2025." title="" id="16" name="Picture"/>
             <a:graphic>
               <a:graphicData uri="http://schemas.openxmlformats.org/drawingml/2006/picture">
                 <pic:pic>
@@ -197,7 +197,7 @@
         <w:pStyle w:val="ImageCaption"/>
       </w:pPr>
       <w:r>
-        <w:t xml:space="preserve">Average local density in May across all grids from 1989 to 2025.</w:t>
+        <w:t xml:space="preserve">Average local density in May across all control grids from 1989 to 2025.</w:t>
       </w:r>
     </w:p>
     <w:bookmarkEnd w:id="18"/>

--- a/Summary_figures.docx
+++ b/Summary_figures.docx
@@ -1,13 +1,13 @@
 
 <file path=word/document.xml><?xml version="1.0" encoding="utf-8"?>
-<w:document xmlns:w="http://schemas.openxmlformats.org/wordprocessingml/2006/main" xmlns:m="http://schemas.openxmlformats.org/officeDocument/2006/math" xmlns:r="http://schemas.openxmlformats.org/officeDocument/2006/relationships" xmlns:o="urn:schemas-microsoft-com:office:office" xmlns:v="urn:schemas-microsoft-com:vml" xmlns:w10="urn:schemas-microsoft-com:office:word" xmlns:a="http://schemas.openxmlformats.org/drawingml/2006/main" xmlns:pic="http://schemas.openxmlformats.org/drawingml/2006/picture" xmlns:wp="http://schemas.openxmlformats.org/drawingml/2006/wordprocessingDrawing">
+<w:document xmlns:wpc="http://schemas.microsoft.com/office/word/2010/wordprocessingCanvas" xmlns:cx="http://schemas.microsoft.com/office/drawing/2014/chartex" xmlns:cx1="http://schemas.microsoft.com/office/drawing/2015/9/8/chartex" xmlns:cx2="http://schemas.microsoft.com/office/drawing/2015/10/21/chartex" xmlns:cx3="http://schemas.microsoft.com/office/drawing/2016/5/9/chartex" xmlns:cx4="http://schemas.microsoft.com/office/drawing/2016/5/10/chartex" xmlns:cx5="http://schemas.microsoft.com/office/drawing/2016/5/11/chartex" xmlns:cx6="http://schemas.microsoft.com/office/drawing/2016/5/12/chartex" xmlns:cx7="http://schemas.microsoft.com/office/drawing/2016/5/13/chartex" xmlns:cx8="http://schemas.microsoft.com/office/drawing/2016/5/14/chartex" xmlns:mc="http://schemas.openxmlformats.org/markup-compatibility/2006" xmlns:aink="http://schemas.microsoft.com/office/drawing/2016/ink" xmlns:am3d="http://schemas.microsoft.com/office/drawing/2017/model3d" xmlns:o="urn:schemas-microsoft-com:office:office" xmlns:oel="http://schemas.microsoft.com/office/2019/extlst" xmlns:r="http://schemas.openxmlformats.org/officeDocument/2006/relationships" xmlns:m="http://schemas.openxmlformats.org/officeDocument/2006/math" xmlns:v="urn:schemas-microsoft-com:vml" xmlns:wp14="http://schemas.microsoft.com/office/word/2010/wordprocessingDrawing" xmlns:wp="http://schemas.openxmlformats.org/drawingml/2006/wordprocessingDrawing" xmlns:w10="urn:schemas-microsoft-com:office:word" xmlns:w="http://schemas.openxmlformats.org/wordprocessingml/2006/main" xmlns:w14="http://schemas.microsoft.com/office/word/2010/wordml" xmlns:w15="http://schemas.microsoft.com/office/word/2012/wordml" xmlns:w16cei="http://schemas.microsoft.com/office/word/2026/wordml/cei" xmlns:w16cex="http://schemas.microsoft.com/office/word/2018/wordml/cex" xmlns:w16cid="http://schemas.microsoft.com/office/word/2016/wordml/cid" xmlns:w16="http://schemas.microsoft.com/office/word/2018/wordml" xmlns:w16du="http://schemas.microsoft.com/office/word/2023/wordml/word16du" xmlns:w16sdtdh="http://schemas.microsoft.com/office/word/2020/wordml/sdtdatahash" xmlns:w16sdtfl="http://schemas.microsoft.com/office/word/2024/wordml/sdtformatlock" xmlns:w16se="http://schemas.microsoft.com/office/word/2015/wordml/symex" xmlns:wpg="http://schemas.microsoft.com/office/word/2010/wordprocessingGroup" xmlns:wpi="http://schemas.microsoft.com/office/word/2010/wordprocessingInk" xmlns:wne="http://schemas.microsoft.com/office/word/2006/wordml" xmlns:wps="http://schemas.microsoft.com/office/word/2010/wordprocessingShape" mc:Ignorable="w14 w15 w16se w16cid w16 w16cex w16sdtdh w16sdtfl w16du wp14">
   <w:body>
     <w:p>
       <w:pPr>
         <w:pStyle w:val="Title"/>
       </w:pPr>
       <w:r>
-        <w:t xml:space="preserve">Preliminary Results</w:t>
+        <w:t>Preliminary Results</w:t>
       </w:r>
     </w:p>
     <w:p>
@@ -15,7 +15,7 @@
         <w:pStyle w:val="Author"/>
       </w:pPr>
       <w:r>
-        <w:t xml:space="preserve">Juliana Balluffi-Fry</w:t>
+        <w:t>Juliana Balluffi-Fry</w:t>
       </w:r>
     </w:p>
     <w:p>
@@ -23,35 +23,278 @@
         <w:pStyle w:val="Date"/>
       </w:pPr>
       <w:r>
-        <w:t xml:space="preserve">2026-06-01</w:t>
-      </w:r>
-    </w:p>
-    <w:bookmarkStart w:id="18" w:name="density-summary-plots"/>
-    <w:p>
-      <w:pPr>
-        <w:pStyle w:val="Heading2"/>
-      </w:pPr>
-      <w:r>
-        <w:t xml:space="preserve">Density Summary Plots</w:t>
+        <w:t>2026-06-01</w:t>
       </w:r>
     </w:p>
     <w:p>
       <w:pPr>
+        <w:pStyle w:val="Heading2"/>
+      </w:pPr>
+      <w:bookmarkStart w:id="0" w:name="figures"/>
+      <w:r>
+        <w:t>Figures:</w:t>
+      </w:r>
+    </w:p>
+    <w:p>
+      <w:pPr>
         <w:pStyle w:val="CaptionedFigure"/>
       </w:pPr>
       <w:r>
+        <w:rPr>
+          <w:noProof/>
+        </w:rPr>
         <w:drawing>
-          <wp:inline>
+          <wp:inline distT="0" distB="0" distL="0" distR="0" wp14:anchorId="74BE9ECA" wp14:editId="4FDE8F43">
             <wp:extent cx="5334000" cy="3556000"/>
-            <wp:effectExtent b="0" l="0" r="0" t="0"/>
-            <wp:docPr descr="Example of how local density is estimated. All grey points represent the locations (meters) of censused squirrels on one grid during one spring, with one squirrel randomly selected in red. Density was calculated for each squirrel each spring by tallying the number of censused squirrels whose locations fell within a 130 m radius (red circle) of that squirrel’s location divided by the area ((pi*radius^2)/10000." title="" id="10" name="Picture"/>
-            <a:graphic>
+            <wp:effectExtent l="0" t="0" r="0" b="0"/>
+            <wp:docPr id="10" name="Picture" descr="Fig 1. Example of how local density is estimated. All grey points represent the locations (meters) of censused squirrels on one grid during one spring, with one squirrel randomly selected in red. Density was calculated for each squirrel each spring by tallying the number of censused squirrels whose locations fell within a 130 m radius (red circle) of that squirrel’s location divided by the area ((pi*radius^2)/10000."/>
+            <wp:cNvGraphicFramePr/>
+            <a:graphic xmlns:a="http://schemas.openxmlformats.org/drawingml/2006/main">
               <a:graphicData uri="http://schemas.openxmlformats.org/drawingml/2006/picture">
-                <pic:pic>
+                <pic:pic xmlns:pic="http://schemas.openxmlformats.org/drawingml/2006/picture">
                   <pic:nvPicPr>
-                    <pic:cNvPr descr="Summary_figures_files/Output/Figures/local_density_visual.jpeg" id="11" name="Picture"/>
+                    <pic:cNvPr id="11" name="Picture" descr="Summary_figures_files/Output/Figures/local_density_visual.jpeg"/>
                     <pic:cNvPicPr>
-                      <a:picLocks noChangeArrowheads="1" noChangeAspect="1"/>
+                      <a:picLocks noChangeAspect="1" noChangeArrowheads="1"/>
+                    </pic:cNvPicPr>
+                  </pic:nvPicPr>
+                  <pic:blipFill>
+                    <a:blip r:embed="rId5"/>
+                    <a:stretch>
+                      <a:fillRect/>
+                    </a:stretch>
+                  </pic:blipFill>
+                  <pic:spPr bwMode="auto">
+                    <a:xfrm>
+                      <a:off x="0" y="0"/>
+                      <a:ext cx="5334000" cy="3556000"/>
+                    </a:xfrm>
+                    <a:prstGeom prst="rect">
+                      <a:avLst/>
+                    </a:prstGeom>
+                    <a:noFill/>
+                    <a:ln w="9525">
+                      <a:noFill/>
+                      <a:headEnd/>
+                      <a:tailEnd/>
+                    </a:ln>
+                  </pic:spPr>
+                </pic:pic>
+              </a:graphicData>
+            </a:graphic>
+          </wp:inline>
+        </w:drawing>
+      </w:r>
+    </w:p>
+    <w:p>
+      <w:pPr>
+        <w:pStyle w:val="ImageCaption"/>
+      </w:pPr>
+      <w:r>
+        <w:t>Fig 1. Example of how local density is estimated. All grey points represent the locations (meters) of censused squirrels on one grid during one spring, with one squirrel randomly selected in red. Density was calculated for each squirrel each spring by tallying the number of censused squirrels whose locations fell within a 130 m radius (red circle) of that squirrel’s location divided by the area ((pi*radius^2)/10000.</w:t>
+      </w:r>
+    </w:p>
+    <w:p>
+      <w:pPr>
+        <w:pStyle w:val="CaptionedFigure"/>
+      </w:pPr>
+      <w:r>
+        <w:rPr>
+          <w:noProof/>
+        </w:rPr>
+        <w:lastRenderedPageBreak/>
+        <w:drawing>
+          <wp:inline distT="0" distB="0" distL="0" distR="0" wp14:anchorId="282ADC20" wp14:editId="12B34042">
+            <wp:extent cx="4235450" cy="7416800"/>
+            <wp:effectExtent l="0" t="0" r="0" b="0"/>
+            <wp:docPr id="13" name="Picture" descr="Top: Mean local density in control grids across all years of the study. Middle: Local density in response to grid-level treatment. Bottom: Mean local density over time, colored by grid-level treatment."/>
+            <wp:cNvGraphicFramePr/>
+            <a:graphic xmlns:a="http://schemas.openxmlformats.org/drawingml/2006/main">
+              <a:graphicData uri="http://schemas.openxmlformats.org/drawingml/2006/picture">
+                <pic:pic xmlns:pic="http://schemas.openxmlformats.org/drawingml/2006/picture">
+                  <pic:nvPicPr>
+                    <pic:cNvPr id="14" name="Picture" descr="Summary_figures_files/Output/Figures/density_summary.jpeg"/>
+                    <pic:cNvPicPr>
+                      <a:picLocks noChangeAspect="1" noChangeArrowheads="1"/>
+                    </pic:cNvPicPr>
+                  </pic:nvPicPr>
+                  <pic:blipFill>
+                    <a:blip r:embed="rId6"/>
+                    <a:stretch>
+                      <a:fillRect/>
+                    </a:stretch>
+                  </pic:blipFill>
+                  <pic:spPr bwMode="auto">
+                    <a:xfrm>
+                      <a:off x="0" y="0"/>
+                      <a:ext cx="4235450" cy="7416800"/>
+                    </a:xfrm>
+                    <a:prstGeom prst="rect">
+                      <a:avLst/>
+                    </a:prstGeom>
+                    <a:noFill/>
+                    <a:ln w="9525">
+                      <a:noFill/>
+                      <a:headEnd/>
+                      <a:tailEnd/>
+                    </a:ln>
+                  </pic:spPr>
+                </pic:pic>
+              </a:graphicData>
+            </a:graphic>
+          </wp:inline>
+        </w:drawing>
+      </w:r>
+    </w:p>
+    <w:p>
+      <w:pPr>
+        <w:pStyle w:val="ImageCaption"/>
+      </w:pPr>
+      <w:r>
+        <w:t>Top: Mean local density in control grids across all years of the study. Middle: Local density in response to grid-level treatment. Bottom: Mean local density over time, colored by grid-level treatment.</w:t>
+      </w:r>
+    </w:p>
+    <w:p>
+      <w:pPr>
+        <w:pStyle w:val="CaptionedFigure"/>
+      </w:pPr>
+      <w:r>
+        <w:rPr>
+          <w:noProof/>
+        </w:rPr>
+        <w:lastRenderedPageBreak/>
+        <w:drawing>
+          <wp:inline distT="0" distB="0" distL="0" distR="0" wp14:anchorId="5FCDC2C6" wp14:editId="37A4E307">
+            <wp:extent cx="4387850" cy="7245350"/>
+            <wp:effectExtent l="0" t="0" r="0" b="0"/>
+            <wp:docPr id="16" name="Picture" descr="Top: litter growth rate (g/day) in response to mother-level treatment, either control, food add with a bucket, food add without a bucket, or rattle playback. Bottom: litter size in response to the same mother-level treatment."/>
+            <wp:cNvGraphicFramePr/>
+            <a:graphic xmlns:a="http://schemas.openxmlformats.org/drawingml/2006/main">
+              <a:graphicData uri="http://schemas.openxmlformats.org/drawingml/2006/picture">
+                <pic:pic xmlns:pic="http://schemas.openxmlformats.org/drawingml/2006/picture">
+                  <pic:nvPicPr>
+                    <pic:cNvPr id="17" name="Picture" descr="Summary_figures_files/Output/Figures/response_summary.jpeg"/>
+                    <pic:cNvPicPr>
+                      <a:picLocks noChangeAspect="1" noChangeArrowheads="1"/>
+                    </pic:cNvPicPr>
+                  </pic:nvPicPr>
+                  <pic:blipFill>
+                    <a:blip r:embed="rId7"/>
+                    <a:stretch>
+                      <a:fillRect/>
+                    </a:stretch>
+                  </pic:blipFill>
+                  <pic:spPr bwMode="auto">
+                    <a:xfrm>
+                      <a:off x="0" y="0"/>
+                      <a:ext cx="4387850" cy="7245350"/>
+                    </a:xfrm>
+                    <a:prstGeom prst="rect">
+                      <a:avLst/>
+                    </a:prstGeom>
+                    <a:noFill/>
+                    <a:ln w="9525">
+                      <a:noFill/>
+                      <a:headEnd/>
+                      <a:tailEnd/>
+                    </a:ln>
+                  </pic:spPr>
+                </pic:pic>
+              </a:graphicData>
+            </a:graphic>
+          </wp:inline>
+        </w:drawing>
+      </w:r>
+    </w:p>
+    <w:p>
+      <w:pPr>
+        <w:pStyle w:val="ImageCaption"/>
+      </w:pPr>
+      <w:r>
+        <w:t>Top: litter growth rate (g/day) in response to mother-level treatment, either control, food add with a bucket, food add without a bucket, or rattle playback. Bottom: litter size in response to the same mother-level treatment.</w:t>
+      </w:r>
+    </w:p>
+    <w:p>
+      <w:pPr>
+        <w:pStyle w:val="CaptionedFigure"/>
+      </w:pPr>
+      <w:r>
+        <w:rPr>
+          <w:noProof/>
+        </w:rPr>
+        <w:lastRenderedPageBreak/>
+        <w:drawing>
+          <wp:inline distT="0" distB="0" distL="0" distR="0" wp14:anchorId="2A19039C" wp14:editId="1CAC327E">
+            <wp:extent cx="5334000" cy="3556000"/>
+            <wp:effectExtent l="0" t="0" r="0" b="0"/>
+            <wp:docPr id="19" name="Picture" descr="The relationship between litter growth rate (g/day) and litter size, using control grid data only (n = 1166)."/>
+            <wp:cNvGraphicFramePr/>
+            <a:graphic xmlns:a="http://schemas.openxmlformats.org/drawingml/2006/main">
+              <a:graphicData uri="http://schemas.openxmlformats.org/drawingml/2006/picture">
+                <pic:pic xmlns:pic="http://schemas.openxmlformats.org/drawingml/2006/picture">
+                  <pic:nvPicPr>
+                    <pic:cNvPr id="20" name="Picture" descr="Summary_figures_files/Output/Figures/GR_littersize.jpeg"/>
+                    <pic:cNvPicPr>
+                      <a:picLocks noChangeAspect="1" noChangeArrowheads="1"/>
+                    </pic:cNvPicPr>
+                  </pic:nvPicPr>
+                  <pic:blipFill>
+                    <a:blip r:embed="rId8"/>
+                    <a:stretch>
+                      <a:fillRect/>
+                    </a:stretch>
+                  </pic:blipFill>
+                  <pic:spPr bwMode="auto">
+                    <a:xfrm>
+                      <a:off x="0" y="0"/>
+                      <a:ext cx="5334000" cy="3556000"/>
+                    </a:xfrm>
+                    <a:prstGeom prst="rect">
+                      <a:avLst/>
+                    </a:prstGeom>
+                    <a:noFill/>
+                    <a:ln w="9525">
+                      <a:noFill/>
+                      <a:headEnd/>
+                      <a:tailEnd/>
+                    </a:ln>
+                  </pic:spPr>
+                </pic:pic>
+              </a:graphicData>
+            </a:graphic>
+          </wp:inline>
+        </w:drawing>
+      </w:r>
+    </w:p>
+    <w:p>
+      <w:pPr>
+        <w:pStyle w:val="ImageCaption"/>
+      </w:pPr>
+      <w:r>
+        <w:t>The relationship between litter growth rate (g/day) and litter size, using control grid data only (n = 1166).</w:t>
+      </w:r>
+    </w:p>
+    <w:p>
+      <w:pPr>
+        <w:pStyle w:val="CaptionedFigure"/>
+      </w:pPr>
+      <w:r>
+        <w:rPr>
+          <w:noProof/>
+        </w:rPr>
+        <w:drawing>
+          <wp:inline distT="0" distB="0" distL="0" distR="0" wp14:anchorId="1519D5CE" wp14:editId="1B2C04FF">
+            <wp:extent cx="5334000" cy="3556000"/>
+            <wp:effectExtent l="0" t="0" r="0" b="0"/>
+            <wp:docPr id="22" name="Picture" descr="The relationship between litter growth rate (g/day) and birth date (Julian day), using control grid data only (n = 1166)."/>
+            <wp:cNvGraphicFramePr/>
+            <a:graphic xmlns:a="http://schemas.openxmlformats.org/drawingml/2006/main">
+              <a:graphicData uri="http://schemas.openxmlformats.org/drawingml/2006/picture">
+                <pic:pic xmlns:pic="http://schemas.openxmlformats.org/drawingml/2006/picture">
+                  <pic:nvPicPr>
+                    <pic:cNvPr id="23" name="Picture" descr="Summary_figures_files/Output/Figures/GR_birthmonth.jpeg"/>
+                    <pic:cNvPicPr>
+                      <a:picLocks noChangeAspect="1" noChangeArrowheads="1"/>
                     </pic:cNvPicPr>
                   </pic:nvPicPr>
                   <pic:blipFill>
@@ -87,7 +330,7 @@
         <w:pStyle w:val="ImageCaption"/>
       </w:pPr>
       <w:r>
-        <w:t xml:space="preserve">Example of how local density is estimated. All grey points represent the locations (meters) of censused squirrels on one grid during one spring, with one squirrel randomly selected in red. Density was calculated for each squirrel each spring by tallying the number of censused squirrels whose locations fell within a 130 m radius (red circle) of that squirrel’s location divided by the area ((pi*radius^2)/10000.</w:t>
+        <w:t>The relationship between litter growth rate (g/day) and birth date (Julian day), using control grid data only (n = 1166).</w:t>
       </w:r>
     </w:p>
     <w:p>
@@ -95,22 +338,27 @@
         <w:pStyle w:val="CaptionedFigure"/>
       </w:pPr>
       <w:r>
+        <w:rPr>
+          <w:noProof/>
+        </w:rPr>
+        <w:lastRenderedPageBreak/>
         <w:drawing>
-          <wp:inline>
-            <wp:extent cx="5334000" cy="3556000"/>
-            <wp:effectExtent b="0" l="0" r="0" t="0"/>
-            <wp:docPr descr="Local densities in May by treatment, summarizing census records from 1989 to 2025." title="" id="13" name="Picture"/>
-            <a:graphic>
+          <wp:inline distT="0" distB="0" distL="0" distR="0" wp14:anchorId="02C87738" wp14:editId="5F9244E2">
+            <wp:extent cx="5334000" cy="6858000"/>
+            <wp:effectExtent l="0" t="0" r="0" b="0"/>
+            <wp:docPr id="25" name="Picture" descr="Top: litter growth rate (g/day) in response to litter size for control grids only (n = 1166 , colored by local density level. Bottom: litter growth rate (g/day) in response to litter size on food add grids only (n = 769 ), parsed by food add treatment of the mother (with a bucket or without a bucket), and colored by local density level."/>
+            <wp:cNvGraphicFramePr/>
+            <a:graphic xmlns:a="http://schemas.openxmlformats.org/drawingml/2006/main">
               <a:graphicData uri="http://schemas.openxmlformats.org/drawingml/2006/picture">
-                <pic:pic>
+                <pic:pic xmlns:pic="http://schemas.openxmlformats.org/drawingml/2006/picture">
                   <pic:nvPicPr>
-                    <pic:cNvPr descr="Summary_figures_files/Output/Figures/local_densities_total_grid.jpeg" id="14" name="Picture"/>
+                    <pic:cNvPr id="26" name="Picture" descr="Summary_figures_files/Output/Figures/lm_results.jpeg"/>
                     <pic:cNvPicPr>
-                      <a:picLocks noChangeArrowheads="1" noChangeAspect="1"/>
+                      <a:picLocks noChangeAspect="1" noChangeArrowheads="1"/>
                     </pic:cNvPicPr>
                   </pic:nvPicPr>
                   <pic:blipFill>
-                    <a:blip r:embed="rId12"/>
+                    <a:blip r:embed="rId10"/>
                     <a:stretch>
                       <a:fillRect/>
                     </a:stretch>
@@ -118,7 +366,7 @@
                   <pic:spPr bwMode="auto">
                     <a:xfrm>
                       <a:off x="0" y="0"/>
-                      <a:ext cx="5334000" cy="3556000"/>
+                      <a:ext cx="5334000" cy="6858000"/>
                     </a:xfrm>
                     <a:prstGeom prst="rect">
                       <a:avLst/>
@@ -142,332 +390,28 @@
         <w:pStyle w:val="ImageCaption"/>
       </w:pPr>
       <w:r>
-        <w:t xml:space="preserve">Local densities in May by treatment, summarizing census records from 1989 to 2025.</w:t>
+        <w:t>Top: litter growth rate (g/day) in response to litter size for control grids only (n = 1166 , colored by local density level. Bottom: litter growth rate (g/day) in response to litter size on food add grids only (n = 769 ), parsed by food add treatment of the mother (with a bucket or without a bucket), and colored by local density level.</w:t>
       </w:r>
+      <w:bookmarkEnd w:id="0"/>
     </w:p>
-    <w:p>
-      <w:pPr>
-        <w:pStyle w:val="CaptionedFigure"/>
-      </w:pPr>
-      <w:r>
-        <w:drawing>
-          <wp:inline>
-            <wp:extent cx="5334000" cy="3556000"/>
-            <wp:effectExtent b="0" l="0" r="0" t="0"/>
-            <wp:docPr descr="Average local density in May across all control grids from 1989 to 2025." title="" id="16" name="Picture"/>
-            <a:graphic>
-              <a:graphicData uri="http://schemas.openxmlformats.org/drawingml/2006/picture">
-                <pic:pic>
-                  <pic:nvPicPr>
-                    <pic:cNvPr descr="Summary_figures_files/Output/Figures/local_densities_total_year.jpeg" id="17" name="Picture"/>
-                    <pic:cNvPicPr>
-                      <a:picLocks noChangeArrowheads="1" noChangeAspect="1"/>
-                    </pic:cNvPicPr>
-                  </pic:nvPicPr>
-                  <pic:blipFill>
-                    <a:blip r:embed="rId15"/>
-                    <a:stretch>
-                      <a:fillRect/>
-                    </a:stretch>
-                  </pic:blipFill>
-                  <pic:spPr bwMode="auto">
-                    <a:xfrm>
-                      <a:off x="0" y="0"/>
-                      <a:ext cx="5334000" cy="3556000"/>
-                    </a:xfrm>
-                    <a:prstGeom prst="rect">
-                      <a:avLst/>
-                    </a:prstGeom>
-                    <a:noFill/>
-                    <a:ln w="9525">
-                      <a:noFill/>
-                      <a:headEnd/>
-                      <a:tailEnd/>
-                    </a:ln>
-                  </pic:spPr>
-                </pic:pic>
-              </a:graphicData>
-            </a:graphic>
-          </wp:inline>
-        </w:drawing>
-      </w:r>
-    </w:p>
-    <w:p>
-      <w:pPr>
-        <w:pStyle w:val="ImageCaption"/>
-      </w:pPr>
-      <w:r>
-        <w:t xml:space="preserve">Average local density in May across all control grids from 1989 to 2025.</w:t>
-      </w:r>
-    </w:p>
-    <w:bookmarkEnd w:id="18"/>
-    <w:bookmarkStart w:id="31" w:name="growth-rate-summary-plots"/>
-    <w:p>
-      <w:pPr>
-        <w:pStyle w:val="Heading2"/>
-      </w:pPr>
-      <w:r>
-        <w:t xml:space="preserve">Growth Rate Summary Plots</w:t>
-      </w:r>
-    </w:p>
-    <w:p>
-      <w:pPr>
-        <w:pStyle w:val="CaptionedFigure"/>
-      </w:pPr>
-      <w:r>
-        <w:drawing>
-          <wp:inline>
-            <wp:extent cx="5334000" cy="3556000"/>
-            <wp:effectExtent b="0" l="0" r="0" t="0"/>
-            <wp:docPr descr="Growth rate (g/day) of first litter juveniles in response to categories of litter size. Data includes all years and all treatment grids (n = 5950)." title="" id="20" name="Picture"/>
-            <a:graphic>
-              <a:graphicData uri="http://schemas.openxmlformats.org/drawingml/2006/picture">
-                <pic:pic>
-                  <pic:nvPicPr>
-                    <pic:cNvPr descr="Summary_figures_files/Output/Figures/GR_littersize.jpeg" id="21" name="Picture"/>
-                    <pic:cNvPicPr>
-                      <a:picLocks noChangeArrowheads="1" noChangeAspect="1"/>
-                    </pic:cNvPicPr>
-                  </pic:nvPicPr>
-                  <pic:blipFill>
-                    <a:blip r:embed="rId19"/>
-                    <a:stretch>
-                      <a:fillRect/>
-                    </a:stretch>
-                  </pic:blipFill>
-                  <pic:spPr bwMode="auto">
-                    <a:xfrm>
-                      <a:off x="0" y="0"/>
-                      <a:ext cx="5334000" cy="3556000"/>
-                    </a:xfrm>
-                    <a:prstGeom prst="rect">
-                      <a:avLst/>
-                    </a:prstGeom>
-                    <a:noFill/>
-                    <a:ln w="9525">
-                      <a:noFill/>
-                      <a:headEnd/>
-                      <a:tailEnd/>
-                    </a:ln>
-                  </pic:spPr>
-                </pic:pic>
-              </a:graphicData>
-            </a:graphic>
-          </wp:inline>
-        </w:drawing>
-      </w:r>
-    </w:p>
-    <w:p>
-      <w:pPr>
-        <w:pStyle w:val="ImageCaption"/>
-      </w:pPr>
-      <w:r>
-        <w:t xml:space="preserve">Growth rate (g/day) of first litter juveniles in response to categories of litter size. Data includes all years and all treatment grids (n = 5950).</w:t>
-      </w:r>
-    </w:p>
-    <w:p>
-      <w:pPr>
-        <w:pStyle w:val="CaptionedFigure"/>
-      </w:pPr>
-      <w:r>
-        <w:drawing>
-          <wp:inline>
-            <wp:extent cx="5334000" cy="3556000"/>
-            <wp:effectExtent b="0" l="0" r="0" t="0"/>
-            <wp:docPr descr="Growth rate (g/day) of first litter juveniles in response to birth month. Data includes all years and all treatments (n = 5950)." title="" id="23" name="Picture"/>
-            <a:graphic>
-              <a:graphicData uri="http://schemas.openxmlformats.org/drawingml/2006/picture">
-                <pic:pic>
-                  <pic:nvPicPr>
-                    <pic:cNvPr descr="Summary_figures_files/Output/Figures/GR_birthmonth.jpeg" id="24" name="Picture"/>
-                    <pic:cNvPicPr>
-                      <a:picLocks noChangeArrowheads="1" noChangeAspect="1"/>
-                    </pic:cNvPicPr>
-                  </pic:nvPicPr>
-                  <pic:blipFill>
-                    <a:blip r:embed="rId22"/>
-                    <a:stretch>
-                      <a:fillRect/>
-                    </a:stretch>
-                  </pic:blipFill>
-                  <pic:spPr bwMode="auto">
-                    <a:xfrm>
-                      <a:off x="0" y="0"/>
-                      <a:ext cx="5334000" cy="3556000"/>
-                    </a:xfrm>
-                    <a:prstGeom prst="rect">
-                      <a:avLst/>
-                    </a:prstGeom>
-                    <a:noFill/>
-                    <a:ln w="9525">
-                      <a:noFill/>
-                      <a:headEnd/>
-                      <a:tailEnd/>
-                    </a:ln>
-                  </pic:spPr>
-                </pic:pic>
-              </a:graphicData>
-            </a:graphic>
-          </wp:inline>
-        </w:drawing>
-      </w:r>
-    </w:p>
-    <w:p>
-      <w:pPr>
-        <w:pStyle w:val="ImageCaption"/>
-      </w:pPr>
-      <w:r>
-        <w:t xml:space="preserve">Growth rate (g/day) of first litter juveniles in response to birth month. Data includes all years and all treatments (n = 5950).</w:t>
-      </w:r>
-    </w:p>
-    <w:p>
-      <w:pPr>
-        <w:pStyle w:val="CaptionedFigure"/>
-      </w:pPr>
-      <w:r>
-        <w:drawing>
-          <wp:inline>
-            <wp:extent cx="5334000" cy="3556000"/>
-            <wp:effectExtent b="0" l="0" r="0" t="0"/>
-            <wp:docPr descr="Growth rate (g/day) of first litter juveniles in response to one of four grid treatments, control (n = 3472), food add (n = 2341), or rattle playback (n = 137)." title="" id="26" name="Picture"/>
-            <a:graphic>
-              <a:graphicData uri="http://schemas.openxmlformats.org/drawingml/2006/picture">
-                <pic:pic>
-                  <pic:nvPicPr>
-                    <pic:cNvPr descr="Summary_figures_files/Output/Figures/GR_treatment.jpeg" id="27" name="Picture"/>
-                    <pic:cNvPicPr>
-                      <a:picLocks noChangeArrowheads="1" noChangeAspect="1"/>
-                    </pic:cNvPicPr>
-                  </pic:nvPicPr>
-                  <pic:blipFill>
-                    <a:blip r:embed="rId25"/>
-                    <a:stretch>
-                      <a:fillRect/>
-                    </a:stretch>
-                  </pic:blipFill>
-                  <pic:spPr bwMode="auto">
-                    <a:xfrm>
-                      <a:off x="0" y="0"/>
-                      <a:ext cx="5334000" cy="3556000"/>
-                    </a:xfrm>
-                    <a:prstGeom prst="rect">
-                      <a:avLst/>
-                    </a:prstGeom>
-                    <a:noFill/>
-                    <a:ln w="9525">
-                      <a:noFill/>
-                      <a:headEnd/>
-                      <a:tailEnd/>
-                    </a:ln>
-                  </pic:spPr>
-                </pic:pic>
-              </a:graphicData>
-            </a:graphic>
-          </wp:inline>
-        </w:drawing>
-      </w:r>
-    </w:p>
-    <w:p>
-      <w:pPr>
-        <w:pStyle w:val="ImageCaption"/>
-      </w:pPr>
-      <w:r>
-        <w:t xml:space="preserve">Growth rate (g/day) of first litter juveniles in response to one of four grid treatments, control (n = 3472), food add (n = 2341), or rattle playback (n = 137).</w:t>
-      </w:r>
-    </w:p>
-    <w:p>
-      <w:pPr>
-        <w:pStyle w:val="CaptionedFigure"/>
-      </w:pPr>
-      <w:r>
-        <w:drawing>
-          <wp:inline>
-            <wp:extent cx="5334000" cy="3556000"/>
-            <wp:effectExtent b="0" l="0" r="0" t="0"/>
-            <wp:docPr descr="Average annual growth rates (g/day) of first litter juveniles, grouped by grid treatment which here included control (red; n = 3472), food add (green; n = 2341), or rattle playback (blue; n = 137)." title="" id="29" name="Picture"/>
-            <a:graphic>
-              <a:graphicData uri="http://schemas.openxmlformats.org/drawingml/2006/picture">
-                <pic:pic>
-                  <pic:nvPicPr>
-                    <pic:cNvPr descr="Summary_figures_files/Output/Figures/GR_annual.jpeg" id="30" name="Picture"/>
-                    <pic:cNvPicPr>
-                      <a:picLocks noChangeArrowheads="1" noChangeAspect="1"/>
-                    </pic:cNvPicPr>
-                  </pic:nvPicPr>
-                  <pic:blipFill>
-                    <a:blip r:embed="rId28"/>
-                    <a:stretch>
-                      <a:fillRect/>
-                    </a:stretch>
-                  </pic:blipFill>
-                  <pic:spPr bwMode="auto">
-                    <a:xfrm>
-                      <a:off x="0" y="0"/>
-                      <a:ext cx="5334000" cy="3556000"/>
-                    </a:xfrm>
-                    <a:prstGeom prst="rect">
-                      <a:avLst/>
-                    </a:prstGeom>
-                    <a:noFill/>
-                    <a:ln w="9525">
-                      <a:noFill/>
-                      <a:headEnd/>
-                      <a:tailEnd/>
-                    </a:ln>
-                  </pic:spPr>
-                </pic:pic>
-              </a:graphicData>
-            </a:graphic>
-          </wp:inline>
-        </w:drawing>
-      </w:r>
-    </w:p>
-    <w:p>
-      <w:pPr>
-        <w:pStyle w:val="ImageCaption"/>
-      </w:pPr>
-      <w:r>
-        <w:t xml:space="preserve">Average annual growth rates (g/day) of first litter juveniles, grouped by grid treatment which here included control (red; n = 3472), food add (green; n = 2341), or rattle playback (blue; n = 137).</w:t>
-      </w:r>
-    </w:p>
-    <w:bookmarkEnd w:id="31"/>
     <w:sectPr>
       <w:footnotePr>
         <w:numRestart w:val="eachSect"/>
       </w:footnotePr>
+      <w:pgSz w:w="12240" w:h="15840"/>
+      <w:pgMar w:top="1440" w:right="1440" w:bottom="1440" w:left="1440" w:header="720" w:footer="720" w:gutter="0"/>
+      <w:cols w:space="720"/>
     </w:sectPr>
   </w:body>
 </w:document>
 </file>
 
-<file path=word/comments.xml><?xml version="1.0" encoding="utf-8"?>
-<w:comments xmlns:w="http://schemas.openxmlformats.org/wordprocessingml/2006/main" xmlns:m="http://schemas.openxmlformats.org/officeDocument/2006/math" xmlns:r="http://schemas.openxmlformats.org/officeDocument/2006/relationships" xmlns:o="urn:schemas-microsoft-com:office:office" xmlns:v="urn:schemas-microsoft-com:vml" xmlns:w10="urn:schemas-microsoft-com:office:word" xmlns:a="http://schemas.openxmlformats.org/drawingml/2006/main" xmlns:pic="http://schemas.openxmlformats.org/drawingml/2006/picture" xmlns:wp="http://schemas.openxmlformats.org/drawingml/2006/wordprocessingDrawing"/>
-</file>
-
-<file path=word/footnotes.xml><?xml version="1.0" encoding="utf-8"?>
-<w:footnotes xmlns:w="http://schemas.openxmlformats.org/wordprocessingml/2006/main" xmlns:m="http://schemas.openxmlformats.org/officeDocument/2006/math" xmlns:r="http://schemas.openxmlformats.org/officeDocument/2006/relationships" xmlns:o="urn:schemas-microsoft-com:office:office" xmlns:v="urn:schemas-microsoft-com:vml" xmlns:w10="urn:schemas-microsoft-com:office:word" xmlns:a="http://schemas.openxmlformats.org/drawingml/2006/main" xmlns:pic="http://schemas.openxmlformats.org/drawingml/2006/picture" xmlns:wp="http://schemas.openxmlformats.org/drawingml/2006/wordprocessingDrawing">
-  <w:footnote w:type="continuationSeparator" w:id="0">
-    <w:p>
-      <w:r>
-        <w:continuationSeparator/>
-      </w:r>
-    </w:p>
-  </w:footnote>
-  <w:footnote w:type="separator" w:id="-1">
-    <w:p>
-      <w:r>
-        <w:separator/>
-      </w:r>
-    </w:p>
-  </w:footnote>
-</w:footnotes>
-</file>
-
 <file path=word/numbering.xml><?xml version="1.0" encoding="utf-8"?>
-<w:numbering xmlns:w="http://schemas.openxmlformats.org/wordprocessingml/2006/main">
-  <w:abstractNum w:abstractNumId="990">
+<w:numbering xmlns:wpc="http://schemas.microsoft.com/office/word/2010/wordprocessingCanvas" xmlns:cx="http://schemas.microsoft.com/office/drawing/2014/chartex" xmlns:cx1="http://schemas.microsoft.com/office/drawing/2015/9/8/chartex" xmlns:cx2="http://schemas.microsoft.com/office/drawing/2015/10/21/chartex" xmlns:cx3="http://schemas.microsoft.com/office/drawing/2016/5/9/chartex" xmlns:cx4="http://schemas.microsoft.com/office/drawing/2016/5/10/chartex" xmlns:cx5="http://schemas.microsoft.com/office/drawing/2016/5/11/chartex" xmlns:cx6="http://schemas.microsoft.com/office/drawing/2016/5/12/chartex" xmlns:cx7="http://schemas.microsoft.com/office/drawing/2016/5/13/chartex" xmlns:cx8="http://schemas.microsoft.com/office/drawing/2016/5/14/chartex" xmlns:mc="http://schemas.openxmlformats.org/markup-compatibility/2006" xmlns:aink="http://schemas.microsoft.com/office/drawing/2016/ink" xmlns:am3d="http://schemas.microsoft.com/office/drawing/2017/model3d" xmlns:o="urn:schemas-microsoft-com:office:office" xmlns:oel="http://schemas.microsoft.com/office/2019/extlst" xmlns:r="http://schemas.openxmlformats.org/officeDocument/2006/relationships" xmlns:m="http://schemas.openxmlformats.org/officeDocument/2006/math" xmlns:v="urn:schemas-microsoft-com:vml" xmlns:wp14="http://schemas.microsoft.com/office/word/2010/wordprocessingDrawing" xmlns:wp="http://schemas.openxmlformats.org/drawingml/2006/wordprocessingDrawing" xmlns:w10="urn:schemas-microsoft-com:office:word" xmlns:w="http://schemas.openxmlformats.org/wordprocessingml/2006/main" xmlns:w14="http://schemas.microsoft.com/office/word/2010/wordml" xmlns:w15="http://schemas.microsoft.com/office/word/2012/wordml" xmlns:w16cei="http://schemas.microsoft.com/office/word/2026/wordml/cei" xmlns:w16cex="http://schemas.microsoft.com/office/word/2018/wordml/cex" xmlns:w16cid="http://schemas.microsoft.com/office/word/2016/wordml/cid" xmlns:w16="http://schemas.microsoft.com/office/word/2018/wordml" xmlns:w16du="http://schemas.microsoft.com/office/word/2023/wordml/word16du" xmlns:w16sdtdh="http://schemas.microsoft.com/office/word/2020/wordml/sdtdatahash" xmlns:w16sdtfl="http://schemas.microsoft.com/office/word/2024/wordml/sdtformatlock" xmlns:w16se="http://schemas.microsoft.com/office/word/2015/wordml/symex" xmlns:wpg="http://schemas.microsoft.com/office/word/2010/wordprocessingGroup" xmlns:wpi="http://schemas.microsoft.com/office/word/2010/wordprocessingInk" xmlns:wne="http://schemas.microsoft.com/office/word/2006/wordml" xmlns:wps="http://schemas.microsoft.com/office/word/2010/wordprocessingShape" mc:Ignorable="w14 w15 w16se w16cid w16 w16cex w16sdtdh w16sdtfl w16du wp14">
+  <w:abstractNum w:abstractNumId="0" w15:restartNumberingAfterBreak="0">
     <w:nsid w:val="0000A990"/>
     <w:multiLevelType w:val="multilevel"/>
+    <w:tmpl w:val="103E77C8"/>
     <w:lvl w:ilvl="0">
       <w:numFmt w:val="bullet"/>
       <w:lvlText w:val=" "/>
@@ -541,21 +485,21 @@
       </w:pPr>
     </w:lvl>
   </w:abstractNum>
-  <w:num w:numId="1000">
-    <w:abstractNumId w:val="990"/>
+  <w:num w:numId="1" w16cid:durableId="1688602794">
+    <w:abstractNumId w:val="0"/>
   </w:num>
 </w:numbering>
 </file>
 
 <file path=word/styles.xml><?xml version="1.0" encoding="utf-8"?>
-<w:styles xmlns:r="http://schemas.openxmlformats.org/officeDocument/2006/relationships" xmlns:w="http://schemas.openxmlformats.org/wordprocessingml/2006/main">
+<w:styles xmlns:mc="http://schemas.openxmlformats.org/markup-compatibility/2006" xmlns:r="http://schemas.openxmlformats.org/officeDocument/2006/relationships" xmlns:w="http://schemas.openxmlformats.org/wordprocessingml/2006/main" xmlns:w14="http://schemas.microsoft.com/office/word/2010/wordml" xmlns:w15="http://schemas.microsoft.com/office/word/2012/wordml" xmlns:w16cex="http://schemas.microsoft.com/office/word/2018/wordml/cex" xmlns:w16cid="http://schemas.microsoft.com/office/word/2016/wordml/cid" xmlns:w16="http://schemas.microsoft.com/office/word/2018/wordml" xmlns:w16du="http://schemas.microsoft.com/office/word/2023/wordml/word16du" xmlns:w16sdtdh="http://schemas.microsoft.com/office/word/2020/wordml/sdtdatahash" xmlns:w16sdtfl="http://schemas.microsoft.com/office/word/2024/wordml/sdtformatlock" xmlns:w16se="http://schemas.microsoft.com/office/word/2015/wordml/symex" mc:Ignorable="w14 w15 w16se w16cid w16 w16cex w16sdtdh w16sdtfl w16du">
   <w:docDefaults>
     <w:rPrDefault>
       <w:rPr>
-        <w:rFonts w:asciiTheme="minorHAnsi" w:cstheme="minorBidi" w:eastAsiaTheme="minorEastAsia" w:hAnsiTheme="minorHAnsi"/>
+        <w:rFonts w:asciiTheme="minorHAnsi" w:eastAsiaTheme="minorEastAsia" w:hAnsiTheme="minorHAnsi" w:cstheme="minorBidi"/>
         <w:sz w:val="24"/>
         <w:szCs w:val="24"/>
-        <w:lang w:bidi="ar-SA" w:eastAsia="zh-CN" w:val="en-US"/>
+        <w:lang w:val="en-US" w:eastAsia="zh-CN" w:bidi="ar-SA"/>
       </w:rPr>
     </w:rPrDefault>
     <w:pPrDefault>
@@ -564,168 +508,255 @@
       </w:pPr>
     </w:pPrDefault>
   </w:docDefaults>
-  <w:latentStyles w:count="276" w:defLockedState="0" w:defQFormat="0" w:defSemiHidden="0" w:defUIPriority="0" w:defUnhideWhenUsed="0"/>
-  <w:style w:default="1" w:styleId="Normal" w:type="paragraph">
+  <w:latentStyles w:defLockedState="0" w:defUIPriority="0" w:defSemiHidden="0" w:defUnhideWhenUsed="0" w:defQFormat="0" w:count="376">
+    <w:lsdException w:name="Normal Table" w:semiHidden="1" w:unhideWhenUsed="1"/>
+    <w:lsdException w:name="Table Simple 1" w:semiHidden="1" w:unhideWhenUsed="1"/>
+    <w:lsdException w:name="Table Simple 2" w:semiHidden="1" w:unhideWhenUsed="1"/>
+    <w:lsdException w:name="Table Simple 3" w:semiHidden="1" w:unhideWhenUsed="1"/>
+    <w:lsdException w:name="Table Classic 1" w:semiHidden="1" w:unhideWhenUsed="1"/>
+    <w:lsdException w:name="Table Classic 2" w:semiHidden="1" w:unhideWhenUsed="1"/>
+    <w:lsdException w:name="Table Classic 3" w:semiHidden="1" w:unhideWhenUsed="1"/>
+    <w:lsdException w:name="Table Classic 4" w:semiHidden="1" w:unhideWhenUsed="1"/>
+    <w:lsdException w:name="Table Colorful 1" w:semiHidden="1" w:unhideWhenUsed="1"/>
+    <w:lsdException w:name="Table Colorful 2" w:semiHidden="1" w:unhideWhenUsed="1"/>
+    <w:lsdException w:name="Table Colorful 3" w:semiHidden="1" w:unhideWhenUsed="1"/>
+    <w:lsdException w:name="Table Columns 1" w:semiHidden="1" w:unhideWhenUsed="1"/>
+    <w:lsdException w:name="Table Columns 2" w:semiHidden="1" w:unhideWhenUsed="1"/>
+    <w:lsdException w:name="Table Columns 3" w:semiHidden="1" w:unhideWhenUsed="1"/>
+    <w:lsdException w:name="Table Columns 4" w:semiHidden="1" w:unhideWhenUsed="1"/>
+    <w:lsdException w:name="Table Columns 5" w:semiHidden="1" w:unhideWhenUsed="1"/>
+    <w:lsdException w:name="Table Grid 1" w:semiHidden="1" w:unhideWhenUsed="1"/>
+    <w:lsdException w:name="Table Grid 2" w:semiHidden="1" w:unhideWhenUsed="1"/>
+    <w:lsdException w:name="Table Grid 3" w:semiHidden="1" w:unhideWhenUsed="1"/>
+    <w:lsdException w:name="Table Grid 4" w:semiHidden="1" w:unhideWhenUsed="1"/>
+    <w:lsdException w:name="Table Grid 5" w:semiHidden="1" w:unhideWhenUsed="1"/>
+    <w:lsdException w:name="Table Grid 6" w:semiHidden="1" w:unhideWhenUsed="1"/>
+    <w:lsdException w:name="Table Grid 7" w:semiHidden="1" w:unhideWhenUsed="1"/>
+    <w:lsdException w:name="Table Grid 8" w:semiHidden="1" w:unhideWhenUsed="1"/>
+    <w:lsdException w:name="Table List 1" w:semiHidden="1" w:unhideWhenUsed="1"/>
+    <w:lsdException w:name="Table List 2" w:semiHidden="1" w:unhideWhenUsed="1"/>
+    <w:lsdException w:name="Table List 3" w:semiHidden="1" w:unhideWhenUsed="1"/>
+    <w:lsdException w:name="Table List 4" w:semiHidden="1" w:unhideWhenUsed="1"/>
+    <w:lsdException w:name="Table List 5" w:semiHidden="1" w:unhideWhenUsed="1"/>
+    <w:lsdException w:name="Table List 6" w:semiHidden="1" w:unhideWhenUsed="1"/>
+    <w:lsdException w:name="Table List 7" w:semiHidden="1" w:unhideWhenUsed="1"/>
+    <w:lsdException w:name="Table List 8" w:semiHidden="1" w:unhideWhenUsed="1"/>
+    <w:lsdException w:name="Table 3D effects 1" w:semiHidden="1" w:unhideWhenUsed="1"/>
+    <w:lsdException w:name="Table 3D effects 2" w:semiHidden="1" w:unhideWhenUsed="1"/>
+    <w:lsdException w:name="Table 3D effects 3" w:semiHidden="1" w:unhideWhenUsed="1"/>
+    <w:lsdException w:name="Table Contemporary" w:semiHidden="1" w:unhideWhenUsed="1"/>
+    <w:lsdException w:name="Table Elegant" w:semiHidden="1" w:unhideWhenUsed="1"/>
+    <w:lsdException w:name="Table Professional" w:semiHidden="1" w:unhideWhenUsed="1"/>
+    <w:lsdException w:name="Table Subtle 1" w:semiHidden="1" w:unhideWhenUsed="1"/>
+    <w:lsdException w:name="Table Subtle 2" w:semiHidden="1" w:unhideWhenUsed="1"/>
+    <w:lsdException w:name="Table Web 1" w:semiHidden="1" w:unhideWhenUsed="1"/>
+    <w:lsdException w:name="Table Web 2" w:semiHidden="1" w:unhideWhenUsed="1"/>
+    <w:lsdException w:name="Table Web 3" w:semiHidden="1" w:unhideWhenUsed="1"/>
+    <w:lsdException w:name="Table Theme" w:semiHidden="1" w:unhideWhenUsed="1"/>
+    <w:lsdException w:name="Light Shading"/>
+    <w:lsdException w:name="Light List"/>
+    <w:lsdException w:name="Light Grid"/>
+    <w:lsdException w:name="Medium Shading 1"/>
+    <w:lsdException w:name="Medium Shading 2"/>
+    <w:lsdException w:name="Medium List 1"/>
+    <w:lsdException w:name="Medium List 2"/>
+    <w:lsdException w:name="Medium Grid 1"/>
+    <w:lsdException w:name="Medium Grid 2"/>
+    <w:lsdException w:name="Medium Grid 3"/>
+    <w:lsdException w:name="Dark List"/>
+    <w:lsdException w:name="Colorful Shading"/>
+    <w:lsdException w:name="Colorful List"/>
+    <w:lsdException w:name="Colorful Grid"/>
+    <w:lsdException w:name="Light Shading Accent 1"/>
+    <w:lsdException w:name="Light List Accent 1"/>
+    <w:lsdException w:name="Light Grid Accent 1"/>
+    <w:lsdException w:name="Medium Shading 1 Accent 1"/>
+    <w:lsdException w:name="Medium Shading 2 Accent 1"/>
+    <w:lsdException w:name="Medium List 1 Accent 1"/>
+    <w:lsdException w:name="Medium List 2 Accent 1"/>
+    <w:lsdException w:name="Medium Grid 1 Accent 1"/>
+    <w:lsdException w:name="Medium Grid 2 Accent 1"/>
+    <w:lsdException w:name="Medium Grid 3 Accent 1"/>
+    <w:lsdException w:name="Dark List Accent 1"/>
+    <w:lsdException w:name="Colorful Shading Accent 1"/>
+    <w:lsdException w:name="Colorful List Accent 1"/>
+    <w:lsdException w:name="Colorful Grid Accent 1"/>
+    <w:lsdException w:name="Light Shading Accent 2"/>
+    <w:lsdException w:name="Light List Accent 2"/>
+    <w:lsdException w:name="Light Grid Accent 2"/>
+    <w:lsdException w:name="Medium Shading 1 Accent 2"/>
+    <w:lsdException w:name="Medium Shading 2 Accent 2"/>
+    <w:lsdException w:name="Medium List 1 Accent 2"/>
+    <w:lsdException w:name="Medium List 2 Accent 2"/>
+    <w:lsdException w:name="Medium Grid 1 Accent 2"/>
+    <w:lsdException w:name="Medium Grid 2 Accent 2"/>
+    <w:lsdException w:name="Medium Grid 3 Accent 2"/>
+    <w:lsdException w:name="Dark List Accent 2"/>
+    <w:lsdException w:name="Colorful Shading Accent 2"/>
+    <w:lsdException w:name="Colorful List Accent 2"/>
+    <w:lsdException w:name="Colorful Grid Accent 2"/>
+    <w:lsdException w:name="Light Shading Accent 3"/>
+    <w:lsdException w:name="Light List Accent 3"/>
+    <w:lsdException w:name="Light Grid Accent 3"/>
+    <w:lsdException w:name="Medium Shading 1 Accent 3"/>
+    <w:lsdException w:name="Medium Shading 2 Accent 3"/>
+    <w:lsdException w:name="Medium List 1 Accent 3"/>
+    <w:lsdException w:name="Medium List 2 Accent 3"/>
+    <w:lsdException w:name="Medium Grid 1 Accent 3"/>
+    <w:lsdException w:name="Medium Grid 2 Accent 3"/>
+    <w:lsdException w:name="Medium Grid 3 Accent 3"/>
+    <w:lsdException w:name="Dark List Accent 3"/>
+    <w:lsdException w:name="Colorful Shading Accent 3"/>
+    <w:lsdException w:name="Colorful List Accent 3"/>
+    <w:lsdException w:name="Colorful Grid Accent 3"/>
+    <w:lsdException w:name="Light Shading Accent 4"/>
+    <w:lsdException w:name="Light List Accent 4"/>
+    <w:lsdException w:name="Light Grid Accent 4"/>
+    <w:lsdException w:name="Medium Shading 1 Accent 4"/>
+    <w:lsdException w:name="Medium Shading 2 Accent 4"/>
+    <w:lsdException w:name="Medium List 1 Accent 4"/>
+    <w:lsdException w:name="Medium List 2 Accent 4"/>
+    <w:lsdException w:name="Medium Grid 1 Accent 4"/>
+    <w:lsdException w:name="Medium Grid 2 Accent 4"/>
+    <w:lsdException w:name="Medium Grid 3 Accent 4"/>
+    <w:lsdException w:name="Dark List Accent 4"/>
+    <w:lsdException w:name="Colorful Shading Accent 4"/>
+    <w:lsdException w:name="Colorful List Accent 4"/>
+    <w:lsdException w:name="Colorful Grid Accent 4"/>
+    <w:lsdException w:name="Light Shading Accent 5"/>
+    <w:lsdException w:name="Light List Accent 5"/>
+    <w:lsdException w:name="Light Grid Accent 5"/>
+    <w:lsdException w:name="Medium Shading 1 Accent 5"/>
+    <w:lsdException w:name="Medium Shading 2 Accent 5"/>
+    <w:lsdException w:name="Medium List 1 Accent 5"/>
+    <w:lsdException w:name="Medium List 2 Accent 5"/>
+    <w:lsdException w:name="Medium Grid 1 Accent 5"/>
+    <w:lsdException w:name="Medium Grid 2 Accent 5"/>
+    <w:lsdException w:name="Medium Grid 3 Accent 5"/>
+    <w:lsdException w:name="Dark List Accent 5"/>
+    <w:lsdException w:name="Colorful Shading Accent 5"/>
+    <w:lsdException w:name="Colorful List Accent 5"/>
+    <w:lsdException w:name="Colorful Grid Accent 5"/>
+    <w:lsdException w:name="Light Shading Accent 6"/>
+    <w:lsdException w:name="Light List Accent 6"/>
+    <w:lsdException w:name="Light Grid Accent 6"/>
+    <w:lsdException w:name="Medium Shading 1 Accent 6"/>
+    <w:lsdException w:name="Medium Shading 2 Accent 6"/>
+    <w:lsdException w:name="Medium List 1 Accent 6"/>
+    <w:lsdException w:name="Medium List 2 Accent 6"/>
+    <w:lsdException w:name="Medium Grid 1 Accent 6"/>
+    <w:lsdException w:name="Medium Grid 2 Accent 6"/>
+    <w:lsdException w:name="Medium Grid 3 Accent 6"/>
+    <w:lsdException w:name="Dark List Accent 6"/>
+    <w:lsdException w:name="Colorful Shading Accent 6"/>
+    <w:lsdException w:name="Colorful List Accent 6"/>
+    <w:lsdException w:name="Colorful Grid Accent 6"/>
+    <w:lsdException w:name="Grid Table 4" w:uiPriority="49"/>
+    <w:lsdException w:name="Grid Table 5 Dark" w:uiPriority="50"/>
+    <w:lsdException w:name="Grid Table 6 Colorful" w:uiPriority="51"/>
+    <w:lsdException w:name="Grid Table 7 Colorful" w:uiPriority="52"/>
+    <w:lsdException w:name="Grid Table 1 Light Accent 1" w:uiPriority="46"/>
+    <w:lsdException w:name="Grid Table 2 Accent 1" w:uiPriority="47"/>
+    <w:lsdException w:name="Grid Table 3 Accent 1" w:uiPriority="48"/>
+    <w:lsdException w:name="Grid Table 4 Accent 1" w:uiPriority="49"/>
+    <w:lsdException w:name="Grid Table 5 Dark Accent 1" w:uiPriority="50"/>
+    <w:lsdException w:name="Grid Table 6 Colorful Accent 1" w:uiPriority="51"/>
+    <w:lsdException w:name="Grid Table 7 Colorful Accent 1" w:uiPriority="52"/>
+    <w:lsdException w:name="Grid Table 1 Light Accent 2" w:uiPriority="46"/>
+    <w:lsdException w:name="Grid Table 2 Accent 2" w:uiPriority="47"/>
+    <w:lsdException w:name="Grid Table 3 Accent 2" w:uiPriority="48"/>
+    <w:lsdException w:name="Grid Table 4 Accent 2" w:uiPriority="49"/>
+    <w:lsdException w:name="Grid Table 5 Dark Accent 2" w:uiPriority="50"/>
+    <w:lsdException w:name="Grid Table 6 Colorful Accent 2" w:uiPriority="51"/>
+    <w:lsdException w:name="Grid Table 7 Colorful Accent 2" w:uiPriority="52"/>
+    <w:lsdException w:name="Grid Table 1 Light Accent 3" w:uiPriority="46"/>
+    <w:lsdException w:name="Grid Table 2 Accent 3" w:uiPriority="47"/>
+    <w:lsdException w:name="Grid Table 3 Accent 3" w:uiPriority="48"/>
+    <w:lsdException w:name="Grid Table 4 Accent 3" w:uiPriority="49"/>
+    <w:lsdException w:name="Grid Table 5 Dark Accent 3" w:uiPriority="50"/>
+    <w:lsdException w:name="Grid Table 6 Colorful Accent 3" w:uiPriority="51"/>
+    <w:lsdException w:name="Grid Table 7 Colorful Accent 3" w:uiPriority="52"/>
+    <w:lsdException w:name="Grid Table 1 Light Accent 4" w:uiPriority="46"/>
+    <w:lsdException w:name="Grid Table 2 Accent 4" w:uiPriority="47"/>
+    <w:lsdException w:name="Grid Table 3 Accent 4" w:uiPriority="48"/>
+    <w:lsdException w:name="Grid Table 4 Accent 4" w:uiPriority="49"/>
+    <w:lsdException w:name="Grid Table 5 Dark Accent 4" w:uiPriority="50"/>
+    <w:lsdException w:name="Grid Table 6 Colorful Accent 4" w:uiPriority="51"/>
+    <w:lsdException w:name="Grid Table 7 Colorful Accent 4" w:uiPriority="52"/>
+    <w:lsdException w:name="Grid Table 1 Light Accent 5" w:uiPriority="46"/>
+    <w:lsdException w:name="Grid Table 2 Accent 5" w:uiPriority="47"/>
+    <w:lsdException w:name="Grid Table 3 Accent 5" w:uiPriority="48"/>
+    <w:lsdException w:name="Grid Table 4 Accent 5" w:uiPriority="49"/>
+    <w:lsdException w:name="Grid Table 5 Dark Accent 5" w:uiPriority="50"/>
+    <w:lsdException w:name="Grid Table 6 Colorful Accent 5" w:uiPriority="51"/>
+    <w:lsdException w:name="Grid Table 7 Colorful Accent 5" w:uiPriority="52"/>
+    <w:lsdException w:name="Grid Table 1 Light Accent 6" w:uiPriority="46"/>
+    <w:lsdException w:name="Grid Table 2 Accent 6" w:uiPriority="47"/>
+    <w:lsdException w:name="Grid Table 3 Accent 6" w:uiPriority="48"/>
+    <w:lsdException w:name="Grid Table 4 Accent 6" w:uiPriority="49"/>
+    <w:lsdException w:name="Grid Table 5 Dark Accent 6" w:uiPriority="50"/>
+    <w:lsdException w:name="Grid Table 6 Colorful Accent 6" w:uiPriority="51"/>
+    <w:lsdException w:name="Grid Table 7 Colorful Accent 6" w:uiPriority="52"/>
+    <w:lsdException w:name="List Table 1 Light" w:uiPriority="46"/>
+    <w:lsdException w:name="List Table 2" w:uiPriority="47"/>
+    <w:lsdException w:name="List Table 3" w:uiPriority="48"/>
+    <w:lsdException w:name="List Table 4" w:uiPriority="49"/>
+    <w:lsdException w:name="List Table 5 Dark" w:uiPriority="50"/>
+    <w:lsdException w:name="List Table 6 Colorful" w:uiPriority="51"/>
+    <w:lsdException w:name="List Table 7 Colorful" w:uiPriority="52"/>
+    <w:lsdException w:name="List Table 1 Light Accent 1" w:uiPriority="46"/>
+    <w:lsdException w:name="List Table 2 Accent 1" w:uiPriority="47"/>
+    <w:lsdException w:name="List Table 3 Accent 1" w:uiPriority="48"/>
+    <w:lsdException w:name="List Table 4 Accent 1" w:uiPriority="49"/>
+    <w:lsdException w:name="List Table 5 Dark Accent 1" w:uiPriority="50"/>
+    <w:lsdException w:name="List Table 6 Colorful Accent 1" w:uiPriority="51"/>
+    <w:lsdException w:name="List Table 7 Colorful Accent 1" w:uiPriority="52"/>
+    <w:lsdException w:name="List Table 1 Light Accent 2" w:uiPriority="46"/>
+    <w:lsdException w:name="List Table 2 Accent 2" w:uiPriority="47"/>
+    <w:lsdException w:name="List Table 3 Accent 2" w:uiPriority="48"/>
+    <w:lsdException w:name="List Table 4 Accent 2" w:uiPriority="49"/>
+    <w:lsdException w:name="List Table 5 Dark Accent 2" w:uiPriority="50"/>
+    <w:lsdException w:name="List Table 6 Colorful Accent 2" w:uiPriority="51"/>
+    <w:lsdException w:name="List Table 7 Colorful Accent 2" w:uiPriority="52"/>
+    <w:lsdException w:name="List Table 1 Light Accent 3" w:uiPriority="46"/>
+    <w:lsdException w:name="List Table 2 Accent 3" w:uiPriority="47"/>
+    <w:lsdException w:name="List Table 3 Accent 3" w:uiPriority="48"/>
+    <w:lsdException w:name="List Table 4 Accent 3" w:uiPriority="49"/>
+    <w:lsdException w:name="List Table 5 Dark Accent 3" w:uiPriority="50"/>
+    <w:lsdException w:name="List Table 6 Colorful Accent 3" w:uiPriority="51"/>
+    <w:lsdException w:name="List Table 7 Colorful Accent 3" w:uiPriority="52"/>
+    <w:lsdException w:name="List Table 1 Light Accent 4" w:uiPriority="46"/>
+    <w:lsdException w:name="List Table 2 Accent 4" w:uiPriority="47"/>
+    <w:lsdException w:name="List Table 3 Accent 4" w:uiPriority="48"/>
+    <w:lsdException w:name="List Table 4 Accent 4" w:uiPriority="49"/>
+    <w:lsdException w:name="List Table 5 Dark Accent 4" w:uiPriority="50"/>
+    <w:lsdException w:name="List Table 6 Colorful Accent 4" w:uiPriority="51"/>
+    <w:lsdException w:name="List Table 7 Colorful Accent 4" w:uiPriority="52"/>
+    <w:lsdException w:name="List Table 1 Light Accent 5" w:uiPriority="46"/>
+    <w:lsdException w:name="List Table 2 Accent 5" w:uiPriority="47"/>
+    <w:lsdException w:name="List Table 3 Accent 5" w:uiPriority="48"/>
+    <w:lsdException w:name="List Table 4 Accent 5" w:uiPriority="49"/>
+    <w:lsdException w:name="List Table 5 Dark Accent 5" w:uiPriority="50"/>
+    <w:lsdException w:name="List Table 6 Colorful Accent 5" w:uiPriority="51"/>
+    <w:lsdException w:name="List Table 7 Colorful Accent 5" w:uiPriority="52"/>
+    <w:lsdException w:name="List Table 1 Light Accent 6" w:uiPriority="46"/>
+    <w:lsdException w:name="List Table 2 Accent 6" w:uiPriority="47"/>
+    <w:lsdException w:name="List Table 3 Accent 6" w:uiPriority="48"/>
+    <w:lsdException w:name="List Table 4 Accent 6" w:uiPriority="49"/>
+    <w:lsdException w:name="List Table 5 Dark Accent 6" w:uiPriority="50"/>
+    <w:lsdException w:name="List Table 6 Colorful Accent 6" w:uiPriority="51"/>
+    <w:lsdException w:name="List Table 7 Colorful Accent 6" w:uiPriority="52"/>
+    <w:lsdException w:name="Mention" w:semiHidden="1" w:uiPriority="99" w:unhideWhenUsed="1"/>
+    <w:lsdException w:name="Smart Hyperlink" w:semiHidden="1" w:uiPriority="99" w:unhideWhenUsed="1"/>
+    <w:lsdException w:name="Hashtag" w:semiHidden="1" w:uiPriority="99" w:unhideWhenUsed="1"/>
+    <w:lsdException w:name="Unresolved Mention" w:semiHidden="1" w:uiPriority="99" w:unhideWhenUsed="1"/>
+    <w:lsdException w:name="Smart Link" w:semiHidden="1" w:uiPriority="99" w:unhideWhenUsed="1"/>
+  </w:latentStyles>
+  <w:style w:type="paragraph" w:default="1" w:styleId="Normal">
     <w:name w:val="Normal"/>
     <w:qFormat/>
   </w:style>
-  <w:style w:styleId="BodyText" w:type="paragraph">
-    <w:name w:val="Body Text"/>
-    <w:basedOn w:val="Normal"/>
-    <w:link w:val="BodyTextChar"/>
-    <w:qFormat/>
-    <w:pPr>
-      <w:spacing w:after="180" w:before="180"/>
-    </w:pPr>
-  </w:style>
-  <w:style w:customStyle="1" w:styleId="FirstParagraph" w:type="paragraph">
-    <w:name w:val="First Paragraph"/>
-    <w:basedOn w:val="BodyText"/>
-    <w:next w:val="BodyText"/>
-    <w:qFormat/>
-  </w:style>
-  <w:style w:customStyle="1" w:styleId="Compact" w:type="paragraph">
-    <w:name w:val="Compact"/>
-    <w:basedOn w:val="BodyText"/>
-    <w:qFormat/>
-    <w:pPr>
-      <w:spacing w:after="36" w:before="36"/>
-    </w:pPr>
-  </w:style>
-  <w:style w:styleId="Title" w:type="paragraph">
-    <w:name w:val="Title"/>
-    <w:basedOn w:val="Normal"/>
-    <w:next w:val="BodyText"/>
-    <w:link w:val="TitleChar"/>
-    <w:uiPriority w:val="10"/>
-    <w:qFormat/>
-    <w:rsid w:val="00A10FD9"/>
-    <w:pPr>
-      <w:spacing w:after="80" w:line="240" w:lineRule="auto"/>
-      <w:contextualSpacing/>
-      <w:jc w:val="center"/>
-    </w:pPr>
-    <w:rPr>
-      <w:rFonts w:asciiTheme="majorHAnsi" w:cstheme="majorBidi" w:eastAsiaTheme="majorEastAsia" w:hAnsiTheme="majorHAnsi"/>
-      <w:sz w:val="56"/>
-      <w:szCs w:val="56"/>
-    </w:rPr>
-  </w:style>
-  <w:style w:customStyle="1" w:styleId="TitleChar" w:type="character">
-    <w:name w:val="Title Char"/>
-    <w:basedOn w:val="DefaultParagraphFont"/>
-    <w:link w:val="Title"/>
-    <w:uiPriority w:val="10"/>
-    <w:rsid w:val="00A10FD9"/>
-    <w:rPr>
-      <w:rFonts w:asciiTheme="majorHAnsi" w:cstheme="majorBidi" w:eastAsiaTheme="majorEastAsia" w:hAnsiTheme="majorHAnsi"/>
-      <w:sz w:val="56"/>
-      <w:szCs w:val="56"/>
-    </w:rPr>
-  </w:style>
-  <w:style w:styleId="Subtitle" w:type="paragraph">
-    <w:name w:val="Subtitle"/>
-    <w:basedOn w:val="Title"/>
-    <w:next w:val="BodyText"/>
-    <w:link w:val="SubtitleChar"/>
-    <w:uiPriority w:val="11"/>
-    <w:qFormat/>
-    <w:rsid w:val="00A10FD9"/>
-    <w:pPr>
-      <w:numPr>
-        <w:ilvl w:val="1"/>
-      </w:numPr>
-    </w:pPr>
-    <w:rPr>
-      <w:rFonts w:cstheme="majorBidi" w:eastAsiaTheme="majorEastAsia"/>
-      <w:spacing w:val="15"/>
-      <w:sz w:val="28"/>
-      <w:szCs w:val="28"/>
-    </w:rPr>
-  </w:style>
-  <w:style w:customStyle="1" w:styleId="SubtitleChar" w:type="character">
-    <w:name w:val="Subtitle Char"/>
-    <w:basedOn w:val="DefaultParagraphFont"/>
-    <w:link w:val="Subtitle"/>
-    <w:uiPriority w:val="11"/>
-    <w:rsid w:val="00A10FD9"/>
-    <w:rPr>
-      <w:rFonts w:cstheme="majorBidi" w:eastAsiaTheme="majorEastAsia"/>
-      <w:color w:themeColor="text1" w:themeTint="A6" w:val="595959"/>
-      <w:spacing w:val="15"/>
-      <w:sz w:val="28"/>
-      <w:szCs w:val="28"/>
-    </w:rPr>
-  </w:style>
-  <w:style w:customStyle="1" w:styleId="Author" w:type="paragraph">
-    <w:name w:val="Author"/>
-    <w:basedOn w:val="Title"/>
-    <w:next w:val="BodyText"/>
-    <w:qFormat/>
-    <w:pPr>
-      <w:keepNext/>
-      <w:keepLines/>
-    </w:pPr>
-    <w:rPr>
-      <w:sz w:val="24"/>
-      <w:szCs w:val="24"/>
-    </w:rPr>
-  </w:style>
-  <w:style w:styleId="Date" w:type="paragraph">
-    <w:name w:val="Date"/>
-    <w:basedOn w:val="Title"/>
-    <w:next w:val="BodyText"/>
-    <w:qFormat/>
-    <w:pPr>
-      <w:keepNext/>
-      <w:keepLines/>
-    </w:pPr>
-    <w:rPr>
-      <w:sz w:val="24"/>
-      <w:szCs w:val="24"/>
-    </w:rPr>
-  </w:style>
-  <w:style w:customStyle="1" w:styleId="AbstractTitle" w:type="paragraph">
-    <w:name w:val="Abstract Title"/>
-    <w:basedOn w:val="Normal"/>
-    <w:next w:val="Abstract"/>
-    <w:qFormat/>
-    <w:pPr>
-      <w:keepNext/>
-      <w:keepLines/>
-      <w:spacing w:after="0" w:before="300"/>
-      <w:jc w:val="center"/>
-    </w:pPr>
-    <w:rPr>
-      <w:b/>
-      <w:sz w:val="20"/>
-      <w:szCs w:val="20"/>
-    </w:rPr>
-  </w:style>
-  <w:style w:customStyle="1" w:styleId="Abstract" w:type="paragraph">
-    <w:name w:val="Abstract"/>
-    <w:basedOn w:val="Normal"/>
-    <w:next w:val="BodyText"/>
-    <w:qFormat/>
-    <w:pPr>
-      <w:keepNext/>
-      <w:keepLines/>
-      <w:spacing w:after="300" w:before="100"/>
-    </w:pPr>
-    <w:rPr>
-      <w:sz w:val="20"/>
-      <w:szCs w:val="20"/>
-    </w:rPr>
-  </w:style>
-  <w:style w:styleId="Bibliography" w:type="paragraph">
-    <w:name w:val="Bibliography"/>
-    <w:basedOn w:val="Normal"/>
-    <w:next w:val="Bibliography"/>
-    <w:qFormat/>
-    <w:pPr/>
-    <w:rPr/>
-  </w:style>
-  <w:style w:styleId="Heading1" w:type="paragraph">
+  <w:style w:type="paragraph" w:styleId="Heading1">
     <w:name w:val="heading 1"/>
     <w:basedOn w:val="Normal"/>
     <w:next w:val="BodyText"/>
@@ -736,17 +767,17 @@
     <w:pPr>
       <w:keepNext/>
       <w:keepLines/>
-      <w:spacing w:after="80" w:before="360"/>
+      <w:spacing w:before="360" w:after="80"/>
       <w:outlineLvl w:val="0"/>
     </w:pPr>
     <w:rPr>
-      <w:rFonts w:asciiTheme="majorHAnsi" w:cstheme="majorBidi" w:eastAsiaTheme="majorEastAsia" w:hAnsiTheme="majorHAnsi"/>
-      <w:color w:themeColor="accent1" w:themeShade="BF" w:val="0F4761"/>
+      <w:rFonts w:asciiTheme="majorHAnsi" w:eastAsiaTheme="majorEastAsia" w:hAnsiTheme="majorHAnsi" w:cstheme="majorBidi"/>
+      <w:color w:val="0F4761" w:themeColor="accent1" w:themeShade="BF"/>
       <w:sz w:val="40"/>
       <w:szCs w:val="40"/>
     </w:rPr>
   </w:style>
-  <w:style w:styleId="Heading2" w:type="paragraph">
+  <w:style w:type="paragraph" w:styleId="Heading2">
     <w:name w:val="heading 2"/>
     <w:basedOn w:val="Normal"/>
     <w:next w:val="BodyText"/>
@@ -759,17 +790,17 @@
     <w:pPr>
       <w:keepNext/>
       <w:keepLines/>
-      <w:spacing w:after="80" w:before="160"/>
+      <w:spacing w:before="160" w:after="80"/>
       <w:outlineLvl w:val="1"/>
     </w:pPr>
     <w:rPr>
-      <w:rFonts w:asciiTheme="majorHAnsi" w:cstheme="majorBidi" w:eastAsiaTheme="majorEastAsia" w:hAnsiTheme="majorHAnsi"/>
-      <w:color w:themeColor="accent1" w:themeShade="BF" w:val="0F4761"/>
+      <w:rFonts w:asciiTheme="majorHAnsi" w:eastAsiaTheme="majorEastAsia" w:hAnsiTheme="majorHAnsi" w:cstheme="majorBidi"/>
+      <w:color w:val="0F4761" w:themeColor="accent1" w:themeShade="BF"/>
       <w:sz w:val="32"/>
       <w:szCs w:val="32"/>
     </w:rPr>
   </w:style>
-  <w:style w:styleId="Heading3" w:type="paragraph">
+  <w:style w:type="paragraph" w:styleId="Heading3">
     <w:name w:val="heading 3"/>
     <w:basedOn w:val="Normal"/>
     <w:next w:val="BodyText"/>
@@ -782,17 +813,17 @@
     <w:pPr>
       <w:keepNext/>
       <w:keepLines/>
-      <w:spacing w:after="80" w:before="160"/>
+      <w:spacing w:before="160" w:after="80"/>
       <w:outlineLvl w:val="2"/>
     </w:pPr>
     <w:rPr>
-      <w:rFonts w:cstheme="majorBidi" w:eastAsiaTheme="majorEastAsia"/>
-      <w:color w:themeColor="accent1" w:themeShade="BF" w:val="0F4761"/>
+      <w:rFonts w:eastAsiaTheme="majorEastAsia" w:cstheme="majorBidi"/>
+      <w:color w:val="0F4761" w:themeColor="accent1" w:themeShade="BF"/>
       <w:sz w:val="28"/>
       <w:szCs w:val="28"/>
     </w:rPr>
   </w:style>
-  <w:style w:styleId="Heading4" w:type="paragraph">
+  <w:style w:type="paragraph" w:styleId="Heading4">
     <w:name w:val="heading 4"/>
     <w:basedOn w:val="Normal"/>
     <w:next w:val="BodyText"/>
@@ -805,17 +836,17 @@
     <w:pPr>
       <w:keepNext/>
       <w:keepLines/>
-      <w:spacing w:after="40" w:before="80"/>
+      <w:spacing w:before="80" w:after="40"/>
       <w:outlineLvl w:val="3"/>
     </w:pPr>
     <w:rPr>
-      <w:rFonts w:cstheme="majorBidi" w:eastAsiaTheme="majorEastAsia"/>
+      <w:rFonts w:eastAsiaTheme="majorEastAsia" w:cstheme="majorBidi"/>
       <w:i/>
       <w:iCs/>
-      <w:color w:themeColor="accent1" w:themeShade="BF" w:val="0F4761"/>
-    </w:rPr>
-  </w:style>
-  <w:style w:styleId="Heading5" w:type="paragraph">
+      <w:color w:val="0F4761" w:themeColor="accent1" w:themeShade="BF"/>
+    </w:rPr>
+  </w:style>
+  <w:style w:type="paragraph" w:styleId="Heading5">
     <w:name w:val="heading 5"/>
     <w:basedOn w:val="Normal"/>
     <w:next w:val="BodyText"/>
@@ -828,15 +859,15 @@
     <w:pPr>
       <w:keepNext/>
       <w:keepLines/>
-      <w:spacing w:after="40" w:before="80"/>
+      <w:spacing w:before="80" w:after="40"/>
       <w:outlineLvl w:val="4"/>
     </w:pPr>
     <w:rPr>
-      <w:rFonts w:cstheme="majorBidi" w:eastAsiaTheme="majorEastAsia"/>
-      <w:color w:themeColor="accent1" w:themeShade="BF" w:val="0F4761"/>
-    </w:rPr>
-  </w:style>
-  <w:style w:styleId="Heading6" w:type="paragraph">
+      <w:rFonts w:eastAsiaTheme="majorEastAsia" w:cstheme="majorBidi"/>
+      <w:color w:val="0F4761" w:themeColor="accent1" w:themeShade="BF"/>
+    </w:rPr>
+  </w:style>
+  <w:style w:type="paragraph" w:styleId="Heading6">
     <w:name w:val="heading 6"/>
     <w:basedOn w:val="Normal"/>
     <w:next w:val="BodyText"/>
@@ -849,17 +880,17 @@
     <w:pPr>
       <w:keepNext/>
       <w:keepLines/>
-      <w:spacing w:after="0" w:before="40"/>
+      <w:spacing w:before="40" w:after="0"/>
       <w:outlineLvl w:val="5"/>
     </w:pPr>
     <w:rPr>
-      <w:rFonts w:cstheme="majorBidi" w:eastAsiaTheme="majorEastAsia"/>
+      <w:rFonts w:eastAsiaTheme="majorEastAsia" w:cstheme="majorBidi"/>
       <w:i/>
       <w:iCs/>
-      <w:color w:themeColor="text1" w:themeTint="A6" w:val="595959"/>
-    </w:rPr>
-  </w:style>
-  <w:style w:styleId="Heading7" w:type="paragraph">
+      <w:color w:val="595959" w:themeColor="text1" w:themeTint="A6"/>
+    </w:rPr>
+  </w:style>
+  <w:style w:type="paragraph" w:styleId="Heading7">
     <w:name w:val="heading 7"/>
     <w:basedOn w:val="Normal"/>
     <w:next w:val="BodyText"/>
@@ -872,15 +903,15 @@
     <w:pPr>
       <w:keepNext/>
       <w:keepLines/>
-      <w:spacing w:after="0" w:before="40"/>
+      <w:spacing w:before="40" w:after="0"/>
       <w:outlineLvl w:val="6"/>
     </w:pPr>
     <w:rPr>
-      <w:rFonts w:cstheme="majorBidi" w:eastAsiaTheme="majorEastAsia"/>
-      <w:color w:themeColor="text1" w:themeTint="A6" w:val="595959"/>
-    </w:rPr>
-  </w:style>
-  <w:style w:styleId="Heading8" w:type="paragraph">
+      <w:rFonts w:eastAsiaTheme="majorEastAsia" w:cstheme="majorBidi"/>
+      <w:color w:val="595959" w:themeColor="text1" w:themeTint="A6"/>
+    </w:rPr>
+  </w:style>
+  <w:style w:type="paragraph" w:styleId="Heading8">
     <w:name w:val="heading 8"/>
     <w:basedOn w:val="Normal"/>
     <w:next w:val="BodyText"/>
@@ -897,13 +928,13 @@
       <w:outlineLvl w:val="7"/>
     </w:pPr>
     <w:rPr>
-      <w:rFonts w:cstheme="majorBidi" w:eastAsiaTheme="majorEastAsia"/>
+      <w:rFonts w:eastAsiaTheme="majorEastAsia" w:cstheme="majorBidi"/>
       <w:i/>
       <w:iCs/>
-      <w:color w:themeColor="text1" w:themeTint="D8" w:val="272727"/>
-    </w:rPr>
-  </w:style>
-  <w:style w:styleId="Heading9" w:type="paragraph">
+      <w:color w:val="272727" w:themeColor="text1" w:themeTint="D8"/>
+    </w:rPr>
+  </w:style>
+  <w:style w:type="paragraph" w:styleId="Heading9">
     <w:name w:val="heading 9"/>
     <w:basedOn w:val="Normal"/>
     <w:next w:val="BodyText"/>
@@ -920,24 +951,202 @@
       <w:outlineLvl w:val="8"/>
     </w:pPr>
     <w:rPr>
-      <w:rFonts w:cstheme="majorBidi" w:eastAsiaTheme="majorEastAsia"/>
-      <w:color w:themeColor="text1" w:themeTint="D8" w:val="272727"/>
-    </w:rPr>
-  </w:style>
-  <w:style w:customStyle="1" w:styleId="Heading1Char" w:type="character">
+      <w:rFonts w:eastAsiaTheme="majorEastAsia" w:cstheme="majorBidi"/>
+      <w:color w:val="272727" w:themeColor="text1" w:themeTint="D8"/>
+    </w:rPr>
+  </w:style>
+  <w:style w:type="character" w:default="1" w:styleId="DefaultParagraphFont">
+    <w:name w:val="Default Paragraph Font"/>
+    <w:uiPriority w:val="1"/>
+    <w:semiHidden/>
+    <w:unhideWhenUsed/>
+  </w:style>
+  <w:style w:type="table" w:default="1" w:styleId="TableNormal">
+    <w:name w:val="Normal Table"/>
+    <w:uiPriority w:val="99"/>
+    <w:semiHidden/>
+    <w:unhideWhenUsed/>
+    <w:tblPr>
+      <w:tblInd w:w="0" w:type="dxa"/>
+      <w:tblCellMar>
+        <w:top w:w="0" w:type="dxa"/>
+        <w:left w:w="108" w:type="dxa"/>
+        <w:bottom w:w="0" w:type="dxa"/>
+        <w:right w:w="108" w:type="dxa"/>
+      </w:tblCellMar>
+    </w:tblPr>
+  </w:style>
+  <w:style w:type="numbering" w:default="1" w:styleId="NoList">
+    <w:name w:val="No List"/>
+    <w:uiPriority w:val="99"/>
+    <w:semiHidden/>
+    <w:unhideWhenUsed/>
+  </w:style>
+  <w:style w:type="paragraph" w:styleId="BodyText">
+    <w:name w:val="Body Text"/>
+    <w:basedOn w:val="Normal"/>
+    <w:qFormat/>
+    <w:pPr>
+      <w:spacing w:before="180" w:after="180"/>
+    </w:pPr>
+  </w:style>
+  <w:style w:type="paragraph" w:customStyle="1" w:styleId="FirstParagraph">
+    <w:name w:val="First Paragraph"/>
+    <w:basedOn w:val="BodyText"/>
+    <w:next w:val="BodyText"/>
+    <w:qFormat/>
+  </w:style>
+  <w:style w:type="paragraph" w:customStyle="1" w:styleId="Compact">
+    <w:name w:val="Compact"/>
+    <w:basedOn w:val="BodyText"/>
+    <w:qFormat/>
+    <w:pPr>
+      <w:spacing w:before="36" w:after="36"/>
+    </w:pPr>
+  </w:style>
+  <w:style w:type="paragraph" w:styleId="Title">
+    <w:name w:val="Title"/>
+    <w:basedOn w:val="Normal"/>
+    <w:next w:val="BodyText"/>
+    <w:link w:val="TitleChar"/>
+    <w:uiPriority w:val="10"/>
+    <w:qFormat/>
+    <w:rsid w:val="00A10FD9"/>
+    <w:pPr>
+      <w:spacing w:after="80"/>
+      <w:contextualSpacing/>
+      <w:jc w:val="center"/>
+    </w:pPr>
+    <w:rPr>
+      <w:rFonts w:asciiTheme="majorHAnsi" w:eastAsiaTheme="majorEastAsia" w:hAnsiTheme="majorHAnsi" w:cstheme="majorBidi"/>
+      <w:sz w:val="56"/>
+      <w:szCs w:val="56"/>
+    </w:rPr>
+  </w:style>
+  <w:style w:type="character" w:customStyle="1" w:styleId="TitleChar">
+    <w:name w:val="Title Char"/>
+    <w:basedOn w:val="DefaultParagraphFont"/>
+    <w:link w:val="Title"/>
+    <w:uiPriority w:val="10"/>
+    <w:rsid w:val="00A10FD9"/>
+    <w:rPr>
+      <w:rFonts w:asciiTheme="majorHAnsi" w:eastAsiaTheme="majorEastAsia" w:hAnsiTheme="majorHAnsi" w:cstheme="majorBidi"/>
+      <w:sz w:val="56"/>
+      <w:szCs w:val="56"/>
+    </w:rPr>
+  </w:style>
+  <w:style w:type="paragraph" w:styleId="Subtitle">
+    <w:name w:val="Subtitle"/>
+    <w:basedOn w:val="Title"/>
+    <w:next w:val="BodyText"/>
+    <w:link w:val="SubtitleChar"/>
+    <w:uiPriority w:val="11"/>
+    <w:qFormat/>
+    <w:rsid w:val="00A10FD9"/>
+    <w:pPr>
+      <w:numPr>
+        <w:ilvl w:val="1"/>
+      </w:numPr>
+    </w:pPr>
+    <w:rPr>
+      <w:spacing w:val="15"/>
+      <w:sz w:val="28"/>
+      <w:szCs w:val="28"/>
+    </w:rPr>
+  </w:style>
+  <w:style w:type="character" w:customStyle="1" w:styleId="SubtitleChar">
+    <w:name w:val="Subtitle Char"/>
+    <w:basedOn w:val="DefaultParagraphFont"/>
+    <w:link w:val="Subtitle"/>
+    <w:uiPriority w:val="11"/>
+    <w:rsid w:val="00A10FD9"/>
+    <w:rPr>
+      <w:rFonts w:eastAsiaTheme="majorEastAsia" w:cstheme="majorBidi"/>
+      <w:color w:val="595959" w:themeColor="text1" w:themeTint="A6"/>
+      <w:spacing w:val="15"/>
+      <w:sz w:val="28"/>
+      <w:szCs w:val="28"/>
+    </w:rPr>
+  </w:style>
+  <w:style w:type="paragraph" w:customStyle="1" w:styleId="Author">
+    <w:name w:val="Author"/>
+    <w:basedOn w:val="Title"/>
+    <w:next w:val="BodyText"/>
+    <w:qFormat/>
+    <w:pPr>
+      <w:keepNext/>
+      <w:keepLines/>
+    </w:pPr>
+    <w:rPr>
+      <w:sz w:val="24"/>
+      <w:szCs w:val="24"/>
+    </w:rPr>
+  </w:style>
+  <w:style w:type="paragraph" w:styleId="Date">
+    <w:name w:val="Date"/>
+    <w:basedOn w:val="Title"/>
+    <w:next w:val="BodyText"/>
+    <w:qFormat/>
+    <w:pPr>
+      <w:keepNext/>
+      <w:keepLines/>
+    </w:pPr>
+    <w:rPr>
+      <w:sz w:val="24"/>
+      <w:szCs w:val="24"/>
+    </w:rPr>
+  </w:style>
+  <w:style w:type="paragraph" w:customStyle="1" w:styleId="AbstractTitle">
+    <w:name w:val="Abstract Title"/>
+    <w:basedOn w:val="Normal"/>
+    <w:next w:val="Abstract"/>
+    <w:qFormat/>
+    <w:pPr>
+      <w:keepNext/>
+      <w:keepLines/>
+      <w:spacing w:before="300" w:after="0"/>
+      <w:jc w:val="center"/>
+    </w:pPr>
+    <w:rPr>
+      <w:b/>
+      <w:sz w:val="20"/>
+      <w:szCs w:val="20"/>
+    </w:rPr>
+  </w:style>
+  <w:style w:type="paragraph" w:customStyle="1" w:styleId="Abstract">
+    <w:name w:val="Abstract"/>
+    <w:basedOn w:val="Normal"/>
+    <w:next w:val="BodyText"/>
+    <w:qFormat/>
+    <w:pPr>
+      <w:keepNext/>
+      <w:keepLines/>
+      <w:spacing w:before="100" w:after="300"/>
+    </w:pPr>
+    <w:rPr>
+      <w:sz w:val="20"/>
+      <w:szCs w:val="20"/>
+    </w:rPr>
+  </w:style>
+  <w:style w:type="paragraph" w:styleId="Bibliography">
+    <w:name w:val="Bibliography"/>
+    <w:basedOn w:val="Normal"/>
+    <w:qFormat/>
+  </w:style>
+  <w:style w:type="character" w:customStyle="1" w:styleId="Heading1Char">
     <w:name w:val="Heading 1 Char"/>
     <w:basedOn w:val="DefaultParagraphFont"/>
     <w:link w:val="Heading1"/>
     <w:uiPriority w:val="9"/>
     <w:rsid w:val="00A10FD9"/>
     <w:rPr>
-      <w:rFonts w:asciiTheme="majorHAnsi" w:cstheme="majorBidi" w:eastAsiaTheme="majorEastAsia" w:hAnsiTheme="majorHAnsi"/>
-      <w:color w:themeColor="accent1" w:themeShade="BF" w:val="0F4761"/>
+      <w:rFonts w:asciiTheme="majorHAnsi" w:eastAsiaTheme="majorEastAsia" w:hAnsiTheme="majorHAnsi" w:cstheme="majorBidi"/>
+      <w:color w:val="0F4761" w:themeColor="accent1" w:themeShade="BF"/>
       <w:sz w:val="40"/>
       <w:szCs w:val="40"/>
     </w:rPr>
   </w:style>
-  <w:style w:customStyle="1" w:styleId="Heading2Char" w:type="character">
+  <w:style w:type="character" w:customStyle="1" w:styleId="Heading2Char">
     <w:name w:val="Heading 2 Char"/>
     <w:basedOn w:val="DefaultParagraphFont"/>
     <w:link w:val="Heading2"/>
@@ -945,13 +1154,13 @@
     <w:semiHidden/>
     <w:rsid w:val="00A10FD9"/>
     <w:rPr>
-      <w:rFonts w:asciiTheme="majorHAnsi" w:cstheme="majorBidi" w:eastAsiaTheme="majorEastAsia" w:hAnsiTheme="majorHAnsi"/>
-      <w:color w:themeColor="accent1" w:themeShade="BF" w:val="0F4761"/>
+      <w:rFonts w:asciiTheme="majorHAnsi" w:eastAsiaTheme="majorEastAsia" w:hAnsiTheme="majorHAnsi" w:cstheme="majorBidi"/>
+      <w:color w:val="0F4761" w:themeColor="accent1" w:themeShade="BF"/>
       <w:sz w:val="32"/>
       <w:szCs w:val="32"/>
     </w:rPr>
   </w:style>
-  <w:style w:customStyle="1" w:styleId="Heading3Char" w:type="character">
+  <w:style w:type="character" w:customStyle="1" w:styleId="Heading3Char">
     <w:name w:val="Heading 3 Char"/>
     <w:basedOn w:val="DefaultParagraphFont"/>
     <w:link w:val="Heading3"/>
@@ -959,13 +1168,13 @@
     <w:semiHidden/>
     <w:rsid w:val="00A10FD9"/>
     <w:rPr>
-      <w:rFonts w:cstheme="majorBidi" w:eastAsiaTheme="majorEastAsia"/>
-      <w:color w:themeColor="accent1" w:themeShade="BF" w:val="0F4761"/>
+      <w:rFonts w:eastAsiaTheme="majorEastAsia" w:cstheme="majorBidi"/>
+      <w:color w:val="0F4761" w:themeColor="accent1" w:themeShade="BF"/>
       <w:sz w:val="28"/>
       <w:szCs w:val="28"/>
     </w:rPr>
   </w:style>
-  <w:style w:customStyle="1" w:styleId="Heading4Char" w:type="character">
+  <w:style w:type="character" w:customStyle="1" w:styleId="Heading4Char">
     <w:name w:val="Heading 4 Char"/>
     <w:basedOn w:val="DefaultParagraphFont"/>
     <w:link w:val="Heading4"/>
@@ -973,13 +1182,13 @@
     <w:semiHidden/>
     <w:rsid w:val="00A10FD9"/>
     <w:rPr>
-      <w:rFonts w:cstheme="majorBidi" w:eastAsiaTheme="majorEastAsia"/>
+      <w:rFonts w:eastAsiaTheme="majorEastAsia" w:cstheme="majorBidi"/>
       <w:i/>
       <w:iCs/>
-      <w:color w:themeColor="accent1" w:themeShade="BF" w:val="0F4761"/>
-    </w:rPr>
-  </w:style>
-  <w:style w:customStyle="1" w:styleId="Heading5Char" w:type="character">
+      <w:color w:val="0F4761" w:themeColor="accent1" w:themeShade="BF"/>
+    </w:rPr>
+  </w:style>
+  <w:style w:type="character" w:customStyle="1" w:styleId="Heading5Char">
     <w:name w:val="Heading 5 Char"/>
     <w:basedOn w:val="DefaultParagraphFont"/>
     <w:link w:val="Heading5"/>
@@ -987,11 +1196,11 @@
     <w:semiHidden/>
     <w:rsid w:val="00A10FD9"/>
     <w:rPr>
-      <w:rFonts w:cstheme="majorBidi" w:eastAsiaTheme="majorEastAsia"/>
-      <w:color w:themeColor="accent1" w:themeShade="BF" w:val="0F4761"/>
-    </w:rPr>
-  </w:style>
-  <w:style w:customStyle="1" w:styleId="Heading6Char" w:type="character">
+      <w:rFonts w:eastAsiaTheme="majorEastAsia" w:cstheme="majorBidi"/>
+      <w:color w:val="0F4761" w:themeColor="accent1" w:themeShade="BF"/>
+    </w:rPr>
+  </w:style>
+  <w:style w:type="character" w:customStyle="1" w:styleId="Heading6Char">
     <w:name w:val="Heading 6 Char"/>
     <w:basedOn w:val="DefaultParagraphFont"/>
     <w:link w:val="Heading6"/>
@@ -999,13 +1208,13 @@
     <w:semiHidden/>
     <w:rsid w:val="00A10FD9"/>
     <w:rPr>
-      <w:rFonts w:cstheme="majorBidi" w:eastAsiaTheme="majorEastAsia"/>
+      <w:rFonts w:eastAsiaTheme="majorEastAsia" w:cstheme="majorBidi"/>
       <w:i/>
       <w:iCs/>
-      <w:color w:themeColor="text1" w:themeTint="A6" w:val="595959"/>
-    </w:rPr>
-  </w:style>
-  <w:style w:customStyle="1" w:styleId="Heading7Char" w:type="character">
+      <w:color w:val="595959" w:themeColor="text1" w:themeTint="A6"/>
+    </w:rPr>
+  </w:style>
+  <w:style w:type="character" w:customStyle="1" w:styleId="Heading7Char">
     <w:name w:val="Heading 7 Char"/>
     <w:basedOn w:val="DefaultParagraphFont"/>
     <w:link w:val="Heading7"/>
@@ -1013,11 +1222,11 @@
     <w:semiHidden/>
     <w:rsid w:val="00A10FD9"/>
     <w:rPr>
-      <w:rFonts w:cstheme="majorBidi" w:eastAsiaTheme="majorEastAsia"/>
-      <w:color w:themeColor="text1" w:themeTint="A6" w:val="595959"/>
-    </w:rPr>
-  </w:style>
-  <w:style w:customStyle="1" w:styleId="Heading8Char" w:type="character">
+      <w:rFonts w:eastAsiaTheme="majorEastAsia" w:cstheme="majorBidi"/>
+      <w:color w:val="595959" w:themeColor="text1" w:themeTint="A6"/>
+    </w:rPr>
+  </w:style>
+  <w:style w:type="character" w:customStyle="1" w:styleId="Heading8Char">
     <w:name w:val="Heading 8 Char"/>
     <w:basedOn w:val="DefaultParagraphFont"/>
     <w:link w:val="Heading8"/>
@@ -1025,13 +1234,13 @@
     <w:semiHidden/>
     <w:rsid w:val="00A10FD9"/>
     <w:rPr>
-      <w:rFonts w:cstheme="majorBidi" w:eastAsiaTheme="majorEastAsia"/>
+      <w:rFonts w:eastAsiaTheme="majorEastAsia" w:cstheme="majorBidi"/>
       <w:i/>
       <w:iCs/>
-      <w:color w:themeColor="text1" w:themeTint="D8" w:val="272727"/>
-    </w:rPr>
-  </w:style>
-  <w:style w:customStyle="1" w:styleId="Heading9Char" w:type="character">
+      <w:color w:val="272727" w:themeColor="text1" w:themeTint="D8"/>
+    </w:rPr>
+  </w:style>
+  <w:style w:type="character" w:customStyle="1" w:styleId="Heading9Char">
     <w:name w:val="Heading 9 Char"/>
     <w:basedOn w:val="DefaultParagraphFont"/>
     <w:link w:val="Heading9"/>
@@ -1039,11 +1248,11 @@
     <w:semiHidden/>
     <w:rsid w:val="00A10FD9"/>
     <w:rPr>
-      <w:rFonts w:cstheme="majorBidi" w:eastAsiaTheme="majorEastAsia"/>
-      <w:color w:themeColor="text1" w:themeTint="D8" w:val="272727"/>
-    </w:rPr>
-  </w:style>
-  <w:style w:styleId="BlockText" w:type="paragraph">
+      <w:rFonts w:eastAsiaTheme="majorEastAsia" w:cstheme="majorBidi"/>
+      <w:color w:val="272727" w:themeColor="text1" w:themeTint="D8"/>
+    </w:rPr>
+  </w:style>
+  <w:style w:type="paragraph" w:styleId="BlockText">
     <w:name w:val="Block Text"/>
     <w:basedOn w:val="BodyText"/>
     <w:next w:val="BodyText"/>
@@ -1051,19 +1260,18 @@
     <w:unhideWhenUsed/>
     <w:qFormat/>
     <w:pPr>
-      <w:spacing w:after="100" w:before="100"/>
-      <w:ind w:firstLine="0" w:left="480" w:right="480"/>
-    </w:pPr>
-  </w:style>
-  <w:style w:styleId="FootnoteText" w:type="paragraph">
-    <w:name w:val="Footnote Text"/>
+      <w:spacing w:before="100" w:after="100"/>
+      <w:ind w:left="480" w:right="480"/>
+    </w:pPr>
+  </w:style>
+  <w:style w:type="paragraph" w:styleId="FootnoteText">
+    <w:name w:val="footnote text"/>
     <w:basedOn w:val="Normal"/>
-    <w:next w:val="FootnoteText"/>
     <w:uiPriority w:val="9"/>
     <w:unhideWhenUsed/>
     <w:qFormat/>
   </w:style>
-  <w:style w:styleId="FootnoteBlockText" w:type="paragraph">
+  <w:style w:type="paragraph" w:customStyle="1" w:styleId="FootnoteBlockText">
     <w:name w:val="Footnote Block Text"/>
     <w:basedOn w:val="FootnoteText"/>
     <w:next w:val="FootnoteText"/>
@@ -1071,40 +1279,35 @@
     <w:unhideWhenUsed/>
     <w:qFormat/>
     <w:pPr>
-      <w:spacing w:after="100" w:before="100"/>
-      <w:ind w:firstLine="0" w:left="480" w:right="480"/>
-    </w:pPr>
-  </w:style>
-  <w:style w:default="1" w:styleId="DefaultParagraphFont" w:type="character">
-    <w:name w:val="Default Paragraph Font"/>
+      <w:spacing w:before="100" w:after="100"/>
+      <w:ind w:left="480" w:right="480"/>
+    </w:pPr>
+  </w:style>
+  <w:style w:type="table" w:customStyle="1" w:styleId="Table">
+    <w:name w:val="Table"/>
     <w:semiHidden/>
     <w:unhideWhenUsed/>
-  </w:style>
-  <w:style w:default="1" w:styleId="Table" w:type="table">
-    <w:name w:val="Table"/>
-    <w:basedOn w:val="TableNormal"/>
-    <w:semiHidden/>
-    <w:unhideWhenUsed/>
     <w:qFormat/>
     <w:tblPr>
-      <w:tblInd w:type="dxa" w:w="0"/>
+      <w:tblInd w:w="0" w:type="dxa"/>
       <w:tblCellMar>
-        <w:top w:type="dxa" w:w="0"/>
-        <w:left w:type="dxa" w:w="108"/>
-        <w:bottom w:type="dxa" w:w="0"/>
-        <w:right w:type="dxa" w:w="108"/>
+        <w:top w:w="0" w:type="dxa"/>
+        <w:left w:w="108" w:type="dxa"/>
+        <w:bottom w:w="0" w:type="dxa"/>
+        <w:right w:w="108" w:type="dxa"/>
       </w:tblCellMar>
     </w:tblPr>
     <w:tblStylePr w:type="firstRow">
+      <w:tblPr/>
       <w:tcPr>
         <w:tcBorders>
-          <w:bottom w:val="single"/>
+          <w:bottom w:val="single" w:sz="0" w:space="0" w:color="auto"/>
         </w:tcBorders>
         <w:vAlign w:val="bottom"/>
       </w:tcPr>
     </w:tblStylePr>
   </w:style>
-  <w:style w:customStyle="1" w:styleId="DefinitionTerm" w:type="paragraph">
+  <w:style w:type="paragraph" w:customStyle="1" w:styleId="DefinitionTerm">
     <w:name w:val="Definition Term"/>
     <w:basedOn w:val="Normal"/>
     <w:next w:val="Definition"/>
@@ -1117,75 +1320,76 @@
       <w:b/>
     </w:rPr>
   </w:style>
-  <w:style w:customStyle="1" w:styleId="Definition" w:type="paragraph">
+  <w:style w:type="paragraph" w:customStyle="1" w:styleId="Definition">
     <w:name w:val="Definition"/>
     <w:basedOn w:val="Normal"/>
   </w:style>
-  <w:style w:styleId="Caption" w:type="paragraph">
-    <w:name w:val="Caption"/>
+  <w:style w:type="paragraph" w:styleId="Caption">
+    <w:name w:val="caption"/>
     <w:basedOn w:val="Normal"/>
-    <w:link w:val="BodyTextChar"/>
-    <w:pPr>
-      <w:spacing w:after="120" w:before="0"/>
+    <w:link w:val="CaptionChar"/>
+    <w:pPr>
+      <w:spacing w:after="120"/>
     </w:pPr>
     <w:rPr>
       <w:i/>
     </w:rPr>
   </w:style>
-  <w:style w:customStyle="1" w:styleId="TableCaption" w:type="paragraph">
+  <w:style w:type="paragraph" w:customStyle="1" w:styleId="TableCaption">
     <w:name w:val="Table Caption"/>
     <w:basedOn w:val="Caption"/>
     <w:pPr>
       <w:keepNext/>
     </w:pPr>
   </w:style>
-  <w:style w:customStyle="1" w:styleId="ImageCaption" w:type="paragraph">
+  <w:style w:type="paragraph" w:customStyle="1" w:styleId="ImageCaption">
     <w:name w:val="Image Caption"/>
     <w:basedOn w:val="Caption"/>
   </w:style>
-  <w:style w:customStyle="1" w:styleId="Figure" w:type="paragraph">
+  <w:style w:type="paragraph" w:customStyle="1" w:styleId="Figure">
     <w:name w:val="Figure"/>
     <w:basedOn w:val="Normal"/>
   </w:style>
-  <w:style w:customStyle="1" w:styleId="CaptionedFigure" w:type="paragraph">
+  <w:style w:type="paragraph" w:customStyle="1" w:styleId="CaptionedFigure">
     <w:name w:val="Captioned Figure"/>
     <w:basedOn w:val="Figure"/>
     <w:pPr>
       <w:keepNext/>
     </w:pPr>
   </w:style>
-  <w:style w:customStyle="1" w:styleId="BodyTextChar" w:type="character">
-    <w:name w:val="Body Text Char"/>
+  <w:style w:type="character" w:customStyle="1" w:styleId="CaptionChar">
+    <w:name w:val="Caption Char"/>
     <w:basedOn w:val="DefaultParagraphFont"/>
-    <w:link w:val="BodyText"/>
-  </w:style>
-  <w:style w:customStyle="1" w:styleId="VerbatimChar" w:type="character">
+    <w:link w:val="Caption"/>
+  </w:style>
+  <w:style w:type="character" w:customStyle="1" w:styleId="VerbatimChar">
     <w:name w:val="Verbatim Char"/>
-    <w:basedOn w:val="BodyTextChar"/>
-    <w:rPr>
-      <w:rFonts w:ascii="Consolas" w:hAnsi="Consolas"/>
-      <w:sz w:val="22"/>
-    </w:rPr>
-  </w:style>
-  <w:style w:customStyle="1" w:styleId="SectionNumber" w:type="character">
+    <w:basedOn w:val="CaptionChar"/>
+    <w:link w:val="SourceCode"/>
+    <w:rPr>
+      <w:rFonts w:ascii="Consolas" w:hAnsi="Consolas"/>
+      <w:sz w:val="22"/>
+    </w:rPr>
+  </w:style>
+  <w:style w:type="character" w:customStyle="1" w:styleId="SectionNumber">
     <w:name w:val="Section Number"/>
-    <w:basedOn w:val="BodyTextChar"/>
-  </w:style>
-  <w:style w:styleId="FootnoteReference" w:type="character">
-    <w:name w:val="Footnote Reference"/>
-    <w:basedOn w:val="BodyTextChar"/>
+    <w:basedOn w:val="CaptionChar"/>
+  </w:style>
+  <w:style w:type="character" w:styleId="FootnoteReference">
+    <w:name w:val="footnote reference"/>
+    <w:basedOn w:val="CaptionChar"/>
     <w:rPr>
       <w:vertAlign w:val="superscript"/>
     </w:rPr>
   </w:style>
-  <w:style w:styleId="Hyperlink" w:type="character">
+  <w:style w:type="character" w:styleId="Hyperlink">
     <w:name w:val="Hyperlink"/>
-    <w:basedOn w:val="BodyTextChar"/>
-    <w:rPr>
-      <w:color w:themeColor="accent1" w:val="4F81BD"/>
-    </w:rPr>
-  </w:style>
-  <w:style w:styleId="TOCHeading" w:type="paragraph">
+    <w:basedOn w:val="CaptionChar"/>
+    <w:rPr>
+      <w:color w:val="156082" w:themeColor="accent1"/>
+    </w:rPr>
+  </w:style>
+  <w:style w:type="paragraph" w:styleId="TOCHeading">
     <w:name w:val="TOC Heading"/>
     <w:basedOn w:val="Heading1"/>
     <w:next w:val="BodyText"/>
@@ -1196,281 +1400,337 @@
       <w:spacing w:before="240" w:line="259" w:lineRule="auto"/>
       <w:outlineLvl w:val="9"/>
     </w:pPr>
-    <w:rPr>
-      <w:rFonts w:asciiTheme="majorHAnsi" w:cstheme="majorBidi" w:eastAsiaTheme="majorEastAsia" w:hAnsiTheme="majorHAnsi"/>
-      <w:b w:val="0"/>
-      <w:bCs w:val="0"/>
-      <w:color w:themeColor="accent1" w:themeShade="BF" w:val="365F91"/>
-    </w:rPr>
   </w:style>
   <w:style w:type="paragraph" w:customStyle="1" w:styleId="SourceCode">
     <w:name w:val="Source Code"/>
     <w:basedOn w:val="Normal"/>
     <w:link w:val="VerbatimChar"/>
     <w:pPr>
-      <w:wordWrap w:val="off"/>
-      <w:shd w:val="clear" w:fill="f8f8f8"/>
+      <w:shd w:val="clear" w:color="auto" w:fill="F8F8F8"/>
+      <w:wordWrap w:val="0"/>
     </w:pPr>
   </w:style>
   <w:style w:type="character" w:customStyle="1" w:styleId="KeywordTok">
     <w:name w:val="KeywordTok"/>
     <w:basedOn w:val="VerbatimChar"/>
     <w:rPr>
+      <w:rFonts w:ascii="Consolas" w:hAnsi="Consolas"/>
       <w:b/>
-      <w:color w:val="204a87"/>
-      <w:shd w:val="clear" w:fill="f8f8f8"/>
+      <w:color w:val="204A87"/>
+      <w:sz w:val="22"/>
+      <w:shd w:val="clear" w:color="auto" w:fill="F8F8F8"/>
     </w:rPr>
   </w:style>
   <w:style w:type="character" w:customStyle="1" w:styleId="DataTypeTok">
     <w:name w:val="DataTypeTok"/>
     <w:basedOn w:val="VerbatimChar"/>
     <w:rPr>
-      <w:color w:val="204a87"/>
-      <w:shd w:val="clear" w:fill="f8f8f8"/>
+      <w:rFonts w:ascii="Consolas" w:hAnsi="Consolas"/>
+      <w:color w:val="204A87"/>
+      <w:sz w:val="22"/>
+      <w:shd w:val="clear" w:color="auto" w:fill="F8F8F8"/>
     </w:rPr>
   </w:style>
   <w:style w:type="character" w:customStyle="1" w:styleId="DecValTok">
     <w:name w:val="DecValTok"/>
     <w:basedOn w:val="VerbatimChar"/>
     <w:rPr>
-      <w:color w:val="0000cf"/>
-      <w:shd w:val="clear" w:fill="f8f8f8"/>
+      <w:rFonts w:ascii="Consolas" w:hAnsi="Consolas"/>
+      <w:color w:val="0000CF"/>
+      <w:sz w:val="22"/>
+      <w:shd w:val="clear" w:color="auto" w:fill="F8F8F8"/>
     </w:rPr>
   </w:style>
   <w:style w:type="character" w:customStyle="1" w:styleId="BaseNTok">
     <w:name w:val="BaseNTok"/>
     <w:basedOn w:val="VerbatimChar"/>
     <w:rPr>
-      <w:color w:val="0000cf"/>
-      <w:shd w:val="clear" w:fill="f8f8f8"/>
+      <w:rFonts w:ascii="Consolas" w:hAnsi="Consolas"/>
+      <w:color w:val="0000CF"/>
+      <w:sz w:val="22"/>
+      <w:shd w:val="clear" w:color="auto" w:fill="F8F8F8"/>
     </w:rPr>
   </w:style>
   <w:style w:type="character" w:customStyle="1" w:styleId="FloatTok">
     <w:name w:val="FloatTok"/>
     <w:basedOn w:val="VerbatimChar"/>
     <w:rPr>
-      <w:color w:val="0000cf"/>
-      <w:shd w:val="clear" w:fill="f8f8f8"/>
+      <w:rFonts w:ascii="Consolas" w:hAnsi="Consolas"/>
+      <w:color w:val="0000CF"/>
+      <w:sz w:val="22"/>
+      <w:shd w:val="clear" w:color="auto" w:fill="F8F8F8"/>
     </w:rPr>
   </w:style>
   <w:style w:type="character" w:customStyle="1" w:styleId="ConstantTok">
     <w:name w:val="ConstantTok"/>
     <w:basedOn w:val="VerbatimChar"/>
     <w:rPr>
-      <w:color w:val="8f5902"/>
-      <w:shd w:val="clear" w:fill="f8f8f8"/>
+      <w:rFonts w:ascii="Consolas" w:hAnsi="Consolas"/>
+      <w:color w:val="8F5902"/>
+      <w:sz w:val="22"/>
+      <w:shd w:val="clear" w:color="auto" w:fill="F8F8F8"/>
     </w:rPr>
   </w:style>
   <w:style w:type="character" w:customStyle="1" w:styleId="CharTok">
     <w:name w:val="CharTok"/>
     <w:basedOn w:val="VerbatimChar"/>
     <w:rPr>
-      <w:color w:val="4e9a06"/>
-      <w:shd w:val="clear" w:fill="f8f8f8"/>
+      <w:rFonts w:ascii="Consolas" w:hAnsi="Consolas"/>
+      <w:color w:val="4E9A06"/>
+      <w:sz w:val="22"/>
+      <w:shd w:val="clear" w:color="auto" w:fill="F8F8F8"/>
     </w:rPr>
   </w:style>
   <w:style w:type="character" w:customStyle="1" w:styleId="SpecialCharTok">
     <w:name w:val="SpecialCharTok"/>
     <w:basedOn w:val="VerbatimChar"/>
     <w:rPr>
+      <w:rFonts w:ascii="Consolas" w:hAnsi="Consolas"/>
       <w:b/>
-      <w:color w:val="ce5c00"/>
-      <w:shd w:val="clear" w:fill="f8f8f8"/>
+      <w:color w:val="CE5C00"/>
+      <w:sz w:val="22"/>
+      <w:shd w:val="clear" w:color="auto" w:fill="F8F8F8"/>
     </w:rPr>
   </w:style>
   <w:style w:type="character" w:customStyle="1" w:styleId="StringTok">
     <w:name w:val="StringTok"/>
     <w:basedOn w:val="VerbatimChar"/>
     <w:rPr>
-      <w:color w:val="4e9a06"/>
-      <w:shd w:val="clear" w:fill="f8f8f8"/>
+      <w:rFonts w:ascii="Consolas" w:hAnsi="Consolas"/>
+      <w:color w:val="4E9A06"/>
+      <w:sz w:val="22"/>
+      <w:shd w:val="clear" w:color="auto" w:fill="F8F8F8"/>
     </w:rPr>
   </w:style>
   <w:style w:type="character" w:customStyle="1" w:styleId="VerbatimStringTok">
     <w:name w:val="VerbatimStringTok"/>
     <w:basedOn w:val="VerbatimChar"/>
     <w:rPr>
-      <w:color w:val="4e9a06"/>
-      <w:shd w:val="clear" w:fill="f8f8f8"/>
+      <w:rFonts w:ascii="Consolas" w:hAnsi="Consolas"/>
+      <w:color w:val="4E9A06"/>
+      <w:sz w:val="22"/>
+      <w:shd w:val="clear" w:color="auto" w:fill="F8F8F8"/>
     </w:rPr>
   </w:style>
   <w:style w:type="character" w:customStyle="1" w:styleId="SpecialStringTok">
     <w:name w:val="SpecialStringTok"/>
     <w:basedOn w:val="VerbatimChar"/>
     <w:rPr>
-      <w:color w:val="4e9a06"/>
-      <w:shd w:val="clear" w:fill="f8f8f8"/>
+      <w:rFonts w:ascii="Consolas" w:hAnsi="Consolas"/>
+      <w:color w:val="4E9A06"/>
+      <w:sz w:val="22"/>
+      <w:shd w:val="clear" w:color="auto" w:fill="F8F8F8"/>
     </w:rPr>
   </w:style>
   <w:style w:type="character" w:customStyle="1" w:styleId="ImportTok">
     <w:name w:val="ImportTok"/>
     <w:basedOn w:val="VerbatimChar"/>
     <w:rPr>
-      <w:shd w:val="clear" w:fill="f8f8f8"/>
+      <w:rFonts w:ascii="Consolas" w:hAnsi="Consolas"/>
+      <w:sz w:val="22"/>
+      <w:shd w:val="clear" w:color="auto" w:fill="F8F8F8"/>
     </w:rPr>
   </w:style>
   <w:style w:type="character" w:customStyle="1" w:styleId="CommentTok">
     <w:name w:val="CommentTok"/>
     <w:basedOn w:val="VerbatimChar"/>
     <w:rPr>
+      <w:rFonts w:ascii="Consolas" w:hAnsi="Consolas"/>
       <w:i/>
-      <w:color w:val="8f5902"/>
-      <w:shd w:val="clear" w:fill="f8f8f8"/>
+      <w:color w:val="8F5902"/>
+      <w:sz w:val="22"/>
+      <w:shd w:val="clear" w:color="auto" w:fill="F8F8F8"/>
     </w:rPr>
   </w:style>
   <w:style w:type="character" w:customStyle="1" w:styleId="DocumentationTok">
     <w:name w:val="DocumentationTok"/>
     <w:basedOn w:val="VerbatimChar"/>
     <w:rPr>
+      <w:rFonts w:ascii="Consolas" w:hAnsi="Consolas"/>
       <w:b/>
       <w:i/>
-      <w:color w:val="8f5902"/>
-      <w:shd w:val="clear" w:fill="f8f8f8"/>
+      <w:color w:val="8F5902"/>
+      <w:sz w:val="22"/>
+      <w:shd w:val="clear" w:color="auto" w:fill="F8F8F8"/>
     </w:rPr>
   </w:style>
   <w:style w:type="character" w:customStyle="1" w:styleId="AnnotationTok">
     <w:name w:val="AnnotationTok"/>
     <w:basedOn w:val="VerbatimChar"/>
     <w:rPr>
+      <w:rFonts w:ascii="Consolas" w:hAnsi="Consolas"/>
       <w:b/>
       <w:i/>
-      <w:color w:val="8f5902"/>
-      <w:shd w:val="clear" w:fill="f8f8f8"/>
+      <w:color w:val="8F5902"/>
+      <w:sz w:val="22"/>
+      <w:shd w:val="clear" w:color="auto" w:fill="F8F8F8"/>
     </w:rPr>
   </w:style>
   <w:style w:type="character" w:customStyle="1" w:styleId="CommentVarTok">
     <w:name w:val="CommentVarTok"/>
     <w:basedOn w:val="VerbatimChar"/>
     <w:rPr>
+      <w:rFonts w:ascii="Consolas" w:hAnsi="Consolas"/>
       <w:b/>
       <w:i/>
-      <w:color w:val="8f5902"/>
-      <w:shd w:val="clear" w:fill="f8f8f8"/>
+      <w:color w:val="8F5902"/>
+      <w:sz w:val="22"/>
+      <w:shd w:val="clear" w:color="auto" w:fill="F8F8F8"/>
     </w:rPr>
   </w:style>
   <w:style w:type="character" w:customStyle="1" w:styleId="OtherTok">
     <w:name w:val="OtherTok"/>
     <w:basedOn w:val="VerbatimChar"/>
     <w:rPr>
-      <w:color w:val="8f5902"/>
-      <w:shd w:val="clear" w:fill="f8f8f8"/>
+      <w:rFonts w:ascii="Consolas" w:hAnsi="Consolas"/>
+      <w:color w:val="8F5902"/>
+      <w:sz w:val="22"/>
+      <w:shd w:val="clear" w:color="auto" w:fill="F8F8F8"/>
     </w:rPr>
   </w:style>
   <w:style w:type="character" w:customStyle="1" w:styleId="FunctionTok">
     <w:name w:val="FunctionTok"/>
     <w:basedOn w:val="VerbatimChar"/>
     <w:rPr>
+      <w:rFonts w:ascii="Consolas" w:hAnsi="Consolas"/>
       <w:b/>
-      <w:color w:val="204a87"/>
-      <w:shd w:val="clear" w:fill="f8f8f8"/>
+      <w:color w:val="204A87"/>
+      <w:sz w:val="22"/>
+      <w:shd w:val="clear" w:color="auto" w:fill="F8F8F8"/>
     </w:rPr>
   </w:style>
   <w:style w:type="character" w:customStyle="1" w:styleId="VariableTok">
     <w:name w:val="VariableTok"/>
     <w:basedOn w:val="VerbatimChar"/>
     <w:rPr>
+      <w:rFonts w:ascii="Consolas" w:hAnsi="Consolas"/>
       <w:color w:val="000000"/>
-      <w:shd w:val="clear" w:fill="f8f8f8"/>
+      <w:sz w:val="22"/>
+      <w:shd w:val="clear" w:color="auto" w:fill="F8F8F8"/>
     </w:rPr>
   </w:style>
   <w:style w:type="character" w:customStyle="1" w:styleId="ControlFlowTok">
     <w:name w:val="ControlFlowTok"/>
     <w:basedOn w:val="VerbatimChar"/>
     <w:rPr>
+      <w:rFonts w:ascii="Consolas" w:hAnsi="Consolas"/>
       <w:b/>
-      <w:color w:val="204a87"/>
-      <w:shd w:val="clear" w:fill="f8f8f8"/>
+      <w:color w:val="204A87"/>
+      <w:sz w:val="22"/>
+      <w:shd w:val="clear" w:color="auto" w:fill="F8F8F8"/>
     </w:rPr>
   </w:style>
   <w:style w:type="character" w:customStyle="1" w:styleId="OperatorTok">
     <w:name w:val="OperatorTok"/>
     <w:basedOn w:val="VerbatimChar"/>
     <w:rPr>
+      <w:rFonts w:ascii="Consolas" w:hAnsi="Consolas"/>
       <w:b/>
-      <w:color w:val="ce5c00"/>
-      <w:shd w:val="clear" w:fill="f8f8f8"/>
+      <w:color w:val="CE5C00"/>
+      <w:sz w:val="22"/>
+      <w:shd w:val="clear" w:color="auto" w:fill="F8F8F8"/>
     </w:rPr>
   </w:style>
   <w:style w:type="character" w:customStyle="1" w:styleId="BuiltInTok">
     <w:name w:val="BuiltInTok"/>
     <w:basedOn w:val="VerbatimChar"/>
     <w:rPr>
-      <w:shd w:val="clear" w:fill="f8f8f8"/>
+      <w:rFonts w:ascii="Consolas" w:hAnsi="Consolas"/>
+      <w:sz w:val="22"/>
+      <w:shd w:val="clear" w:color="auto" w:fill="F8F8F8"/>
     </w:rPr>
   </w:style>
   <w:style w:type="character" w:customStyle="1" w:styleId="ExtensionTok">
     <w:name w:val="ExtensionTok"/>
     <w:basedOn w:val="VerbatimChar"/>
     <w:rPr>
-      <w:shd w:val="clear" w:fill="f8f8f8"/>
+      <w:rFonts w:ascii="Consolas" w:hAnsi="Consolas"/>
+      <w:sz w:val="22"/>
+      <w:shd w:val="clear" w:color="auto" w:fill="F8F8F8"/>
     </w:rPr>
   </w:style>
   <w:style w:type="character" w:customStyle="1" w:styleId="PreprocessorTok">
     <w:name w:val="PreprocessorTok"/>
     <w:basedOn w:val="VerbatimChar"/>
     <w:rPr>
+      <w:rFonts w:ascii="Consolas" w:hAnsi="Consolas"/>
       <w:i/>
-      <w:color w:val="8f5902"/>
-      <w:shd w:val="clear" w:fill="f8f8f8"/>
+      <w:color w:val="8F5902"/>
+      <w:sz w:val="22"/>
+      <w:shd w:val="clear" w:color="auto" w:fill="F8F8F8"/>
     </w:rPr>
   </w:style>
   <w:style w:type="character" w:customStyle="1" w:styleId="AttributeTok">
     <w:name w:val="AttributeTok"/>
     <w:basedOn w:val="VerbatimChar"/>
     <w:rPr>
-      <w:color w:val="204a87"/>
-      <w:shd w:val="clear" w:fill="f8f8f8"/>
+      <w:rFonts w:ascii="Consolas" w:hAnsi="Consolas"/>
+      <w:color w:val="204A87"/>
+      <w:sz w:val="22"/>
+      <w:shd w:val="clear" w:color="auto" w:fill="F8F8F8"/>
     </w:rPr>
   </w:style>
   <w:style w:type="character" w:customStyle="1" w:styleId="RegionMarkerTok">
     <w:name w:val="RegionMarkerTok"/>
     <w:basedOn w:val="VerbatimChar"/>
     <w:rPr>
-      <w:shd w:val="clear" w:fill="f8f8f8"/>
+      <w:rFonts w:ascii="Consolas" w:hAnsi="Consolas"/>
+      <w:sz w:val="22"/>
+      <w:shd w:val="clear" w:color="auto" w:fill="F8F8F8"/>
     </w:rPr>
   </w:style>
   <w:style w:type="character" w:customStyle="1" w:styleId="InformationTok">
     <w:name w:val="InformationTok"/>
     <w:basedOn w:val="VerbatimChar"/>
     <w:rPr>
+      <w:rFonts w:ascii="Consolas" w:hAnsi="Consolas"/>
       <w:b/>
       <w:i/>
-      <w:color w:val="8f5902"/>
-      <w:shd w:val="clear" w:fill="f8f8f8"/>
+      <w:color w:val="8F5902"/>
+      <w:sz w:val="22"/>
+      <w:shd w:val="clear" w:color="auto" w:fill="F8F8F8"/>
     </w:rPr>
   </w:style>
   <w:style w:type="character" w:customStyle="1" w:styleId="WarningTok">
     <w:name w:val="WarningTok"/>
     <w:basedOn w:val="VerbatimChar"/>
     <w:rPr>
+      <w:rFonts w:ascii="Consolas" w:hAnsi="Consolas"/>
       <w:b/>
       <w:i/>
-      <w:color w:val="8f5902"/>
-      <w:shd w:val="clear" w:fill="f8f8f8"/>
+      <w:color w:val="8F5902"/>
+      <w:sz w:val="22"/>
+      <w:shd w:val="clear" w:color="auto" w:fill="F8F8F8"/>
     </w:rPr>
   </w:style>
   <w:style w:type="character" w:customStyle="1" w:styleId="AlertTok">
     <w:name w:val="AlertTok"/>
     <w:basedOn w:val="VerbatimChar"/>
     <w:rPr>
-      <w:color w:val="ef2929"/>
-      <w:shd w:val="clear" w:fill="f8f8f8"/>
+      <w:rFonts w:ascii="Consolas" w:hAnsi="Consolas"/>
+      <w:color w:val="EF2929"/>
+      <w:sz w:val="22"/>
+      <w:shd w:val="clear" w:color="auto" w:fill="F8F8F8"/>
     </w:rPr>
   </w:style>
   <w:style w:type="character" w:customStyle="1" w:styleId="ErrorTok">
     <w:name w:val="ErrorTok"/>
     <w:basedOn w:val="VerbatimChar"/>
     <w:rPr>
+      <w:rFonts w:ascii="Consolas" w:hAnsi="Consolas"/>
       <w:b/>
-      <w:color w:val="a40000"/>
-      <w:shd w:val="clear" w:fill="f8f8f8"/>
+      <w:color w:val="A40000"/>
+      <w:sz w:val="22"/>
+      <w:shd w:val="clear" w:color="auto" w:fill="F8F8F8"/>
     </w:rPr>
   </w:style>
   <w:style w:type="character" w:customStyle="1" w:styleId="NormalTok">
     <w:name w:val="NormalTok"/>
     <w:basedOn w:val="VerbatimChar"/>
     <w:rPr>
-      <w:shd w:val="clear" w:fill="f8f8f8"/>
+      <w:rFonts w:ascii="Consolas" w:hAnsi="Consolas"/>
+      <w:sz w:val="22"/>
+      <w:shd w:val="clear" w:color="auto" w:fill="F8F8F8"/>
     </w:rPr>
   </w:style>
 </w:styles>
